--- a/output/figures/tables/invariance_table_gender.docx
+++ b/output/figures/tables/invariance_table_gender.docx
@@ -20,7 +20,7 @@
         <w:gridCol w:w="672"/>
         <w:gridCol w:w="1124"/>
         <w:gridCol w:w="660"/>
-        <w:gridCol w:w="435"/>
+        <w:gridCol w:w="344"/>
         <w:gridCol w:w="569"/>
         <w:gridCol w:w="569"/>
         <w:gridCol w:w="773"/>
@@ -3244,277 +3244,277 @@
                 <w:szCs w:val="16"/>
                 <w:color w:val="000000"/>
               </w:rPr>
-              <w:t xml:space="preserve">25,622</w:t>
-            </w:r>
-          </w:p>
-        </w:tc>
-        <w:tc>
-          <w:tcPr>
-            <w:tcBorders>
-              <w:bottom w:val="none" w:sz="0" w:space="0" w:color="000000"/>
-              <w:top w:val="none" w:sz="0" w:space="0" w:color="000000"/>
-              <w:left w:val="none" w:sz="0" w:space="0" w:color="000000"/>
-              <w:right w:val="none" w:sz="0" w:space="0" w:color="000000"/>
-            </w:tcBorders>
-            <w:shd w:val="clear" w:color="auto" w:fill="FFFFFF"/>
-            <w:tcMar>
-              <w:top w:w="0" w:type="dxa"/>
-              <w:bottom w:w="0" w:type="dxa"/>
-              <w:left w:w="0" w:type="dxa"/>
-              <w:right w:w="0" w:type="dxa"/>
-            </w:tcMar>
-            <w:vAlign w:val="center"/>
-          </w:tcPr>
-          <w:p>
-            <w:pPr>
-              <w:jc w:val="center"/>
-              <w:pBdr>
-                <w:bottom w:val="none" w:sz="0" w:space="0" w:color="000000"/>
-                <w:top w:val="none" w:sz="0" w:space="0" w:color="000000"/>
-                <w:left w:val="none" w:sz="0" w:space="0" w:color="000000"/>
-                <w:right w:val="none" w:sz="0" w:space="0" w:color="000000"/>
-              </w:pBdr>
-              <w:spacing w:after="60" w:before="60" w:line="240"/>
-              <w:ind w:left="60" w:right="60" w:firstLine="0" w:firstLineChars="0"/>
-              <w:rPr>
-                <w:rFonts w:ascii="Calibri" w:hAnsi="Calibri" w:eastAsia="Calibri" w:cs="Calibri"/>
-                <w:i w:val="false"/>
-                <w:b w:val="false"/>
-                <w:u w:val="none"/>
-                <w:strike w:val="false"/>
-                <w:sz w:val="16"/>
-                <w:szCs w:val="16"/>
-                <w:color w:val="000000"/>
-              </w:rPr>
-            </w:pPr>
-            <w:r>
-              <w:rPr>
-                <w:rFonts w:ascii="Calibri" w:hAnsi="Calibri" w:eastAsia="Calibri" w:cs="Calibri"/>
-                <w:i w:val="false"/>
-                <w:b w:val="false"/>
-                <w:u w:val="none"/>
-                <w:strike w:val="false"/>
-                <w:sz w:val="16"/>
-                <w:szCs w:val="16"/>
-                <w:color w:val="000000"/>
-              </w:rPr>
-              <w:t xml:space="preserve">86</w:t>
-            </w:r>
-          </w:p>
-        </w:tc>
-        <w:tc>
-          <w:tcPr>
-            <w:tcBorders>
-              <w:bottom w:val="none" w:sz="0" w:space="0" w:color="000000"/>
-              <w:top w:val="none" w:sz="0" w:space="0" w:color="000000"/>
-              <w:left w:val="none" w:sz="0" w:space="0" w:color="000000"/>
-              <w:right w:val="none" w:sz="0" w:space="0" w:color="000000"/>
-            </w:tcBorders>
-            <w:shd w:val="clear" w:color="auto" w:fill="FFFFFF"/>
-            <w:tcMar>
-              <w:top w:w="0" w:type="dxa"/>
-              <w:bottom w:w="0" w:type="dxa"/>
-              <w:left w:w="0" w:type="dxa"/>
-              <w:right w:w="0" w:type="dxa"/>
-            </w:tcMar>
-            <w:vAlign w:val="center"/>
-          </w:tcPr>
-          <w:p>
-            <w:pPr>
-              <w:jc w:val="center"/>
-              <w:pBdr>
-                <w:bottom w:val="none" w:sz="0" w:space="0" w:color="000000"/>
-                <w:top w:val="none" w:sz="0" w:space="0" w:color="000000"/>
-                <w:left w:val="none" w:sz="0" w:space="0" w:color="000000"/>
-                <w:right w:val="none" w:sz="0" w:space="0" w:color="000000"/>
-              </w:pBdr>
-              <w:spacing w:after="60" w:before="60" w:line="240"/>
-              <w:ind w:left="60" w:right="60" w:firstLine="0" w:firstLineChars="0"/>
-              <w:rPr>
-                <w:rFonts w:ascii="Calibri" w:hAnsi="Calibri" w:eastAsia="Calibri" w:cs="Calibri"/>
-                <w:i w:val="false"/>
-                <w:b w:val="false"/>
-                <w:u w:val="none"/>
-                <w:strike w:val="false"/>
-                <w:sz w:val="16"/>
-                <w:szCs w:val="16"/>
-                <w:color w:val="000000"/>
-              </w:rPr>
-            </w:pPr>
-            <w:r>
-              <w:rPr>
-                <w:rFonts w:ascii="Calibri" w:hAnsi="Calibri" w:eastAsia="Calibri" w:cs="Calibri"/>
-                <w:i w:val="false"/>
-                <w:b w:val="false"/>
-                <w:u w:val="none"/>
-                <w:strike w:val="false"/>
-                <w:sz w:val="16"/>
-                <w:szCs w:val="16"/>
-                <w:color w:val="000000"/>
-              </w:rPr>
-              <w:t xml:space="preserve">0.979</w:t>
-            </w:r>
-          </w:p>
-        </w:tc>
-        <w:tc>
-          <w:tcPr>
-            <w:tcBorders>
-              <w:bottom w:val="none" w:sz="0" w:space="0" w:color="000000"/>
-              <w:top w:val="none" w:sz="0" w:space="0" w:color="000000"/>
-              <w:left w:val="none" w:sz="0" w:space="0" w:color="000000"/>
-              <w:right w:val="none" w:sz="0" w:space="0" w:color="000000"/>
-            </w:tcBorders>
-            <w:shd w:val="clear" w:color="auto" w:fill="FFFFFF"/>
-            <w:tcMar>
-              <w:top w:w="0" w:type="dxa"/>
-              <w:bottom w:w="0" w:type="dxa"/>
-              <w:left w:w="0" w:type="dxa"/>
-              <w:right w:w="0" w:type="dxa"/>
-            </w:tcMar>
-            <w:vAlign w:val="center"/>
-          </w:tcPr>
-          <w:p>
-            <w:pPr>
-              <w:jc w:val="center"/>
-              <w:pBdr>
-                <w:bottom w:val="none" w:sz="0" w:space="0" w:color="000000"/>
-                <w:top w:val="none" w:sz="0" w:space="0" w:color="000000"/>
-                <w:left w:val="none" w:sz="0" w:space="0" w:color="000000"/>
-                <w:right w:val="none" w:sz="0" w:space="0" w:color="000000"/>
-              </w:pBdr>
-              <w:spacing w:after="60" w:before="60" w:line="240"/>
-              <w:ind w:left="60" w:right="60" w:firstLine="0" w:firstLineChars="0"/>
-              <w:rPr>
-                <w:rFonts w:ascii="Calibri" w:hAnsi="Calibri" w:eastAsia="Calibri" w:cs="Calibri"/>
-                <w:i w:val="false"/>
-                <w:b w:val="false"/>
-                <w:u w:val="none"/>
-                <w:strike w:val="false"/>
-                <w:sz w:val="16"/>
-                <w:szCs w:val="16"/>
-                <w:color w:val="000000"/>
-              </w:rPr>
-            </w:pPr>
-            <w:r>
-              <w:rPr>
-                <w:rFonts w:ascii="Calibri" w:hAnsi="Calibri" w:eastAsia="Calibri" w:cs="Calibri"/>
-                <w:i w:val="false"/>
-                <w:b w:val="false"/>
-                <w:u w:val="none"/>
-                <w:strike w:val="false"/>
-                <w:sz w:val="16"/>
-                <w:szCs w:val="16"/>
-                <w:color w:val="000000"/>
-              </w:rPr>
-              <w:t xml:space="preserve">0.973</w:t>
-            </w:r>
-          </w:p>
-        </w:tc>
-        <w:tc>
-          <w:tcPr>
-            <w:tcBorders>
-              <w:bottom w:val="none" w:sz="0" w:space="0" w:color="000000"/>
-              <w:top w:val="none" w:sz="0" w:space="0" w:color="000000"/>
-              <w:left w:val="none" w:sz="0" w:space="0" w:color="000000"/>
-              <w:right w:val="none" w:sz="0" w:space="0" w:color="000000"/>
-            </w:tcBorders>
-            <w:shd w:val="clear" w:color="auto" w:fill="FFFFFF"/>
-            <w:tcMar>
-              <w:top w:w="0" w:type="dxa"/>
-              <w:bottom w:w="0" w:type="dxa"/>
-              <w:left w:w="0" w:type="dxa"/>
-              <w:right w:w="0" w:type="dxa"/>
-            </w:tcMar>
-            <w:vAlign w:val="center"/>
-          </w:tcPr>
-          <w:p>
-            <w:pPr>
-              <w:jc w:val="center"/>
-              <w:pBdr>
-                <w:bottom w:val="none" w:sz="0" w:space="0" w:color="000000"/>
-                <w:top w:val="none" w:sz="0" w:space="0" w:color="000000"/>
-                <w:left w:val="none" w:sz="0" w:space="0" w:color="000000"/>
-                <w:right w:val="none" w:sz="0" w:space="0" w:color="000000"/>
-              </w:pBdr>
-              <w:spacing w:after="60" w:before="60" w:line="240"/>
-              <w:ind w:left="60" w:right="60" w:firstLine="0" w:firstLineChars="0"/>
-              <w:rPr>
-                <w:rFonts w:ascii="Calibri" w:hAnsi="Calibri" w:eastAsia="Calibri" w:cs="Calibri"/>
-                <w:i w:val="false"/>
-                <w:b w:val="false"/>
-                <w:u w:val="none"/>
-                <w:strike w:val="false"/>
-                <w:sz w:val="16"/>
-                <w:szCs w:val="16"/>
-                <w:color w:val="000000"/>
-              </w:rPr>
-            </w:pPr>
-            <w:r>
-              <w:rPr>
-                <w:rFonts w:ascii="Calibri" w:hAnsi="Calibri" w:eastAsia="Calibri" w:cs="Calibri"/>
-                <w:i w:val="false"/>
-                <w:b w:val="false"/>
-                <w:u w:val="none"/>
-                <w:strike w:val="false"/>
-                <w:sz w:val="16"/>
-                <w:szCs w:val="16"/>
-                <w:color w:val="000000"/>
-              </w:rPr>
-              <w:t xml:space="preserve">0.089</w:t>
-            </w:r>
-          </w:p>
-        </w:tc>
-        <w:tc>
-          <w:tcPr>
-            <w:tcBorders>
-              <w:bottom w:val="none" w:sz="0" w:space="0" w:color="000000"/>
-              <w:top w:val="none" w:sz="0" w:space="0" w:color="000000"/>
-              <w:left w:val="none" w:sz="0" w:space="0" w:color="000000"/>
-              <w:right w:val="none" w:sz="0" w:space="0" w:color="000000"/>
-            </w:tcBorders>
-            <w:shd w:val="clear" w:color="auto" w:fill="FFFFFF"/>
-            <w:tcMar>
-              <w:top w:w="0" w:type="dxa"/>
-              <w:bottom w:w="0" w:type="dxa"/>
-              <w:left w:w="0" w:type="dxa"/>
-              <w:right w:w="0" w:type="dxa"/>
-            </w:tcMar>
-            <w:vAlign w:val="center"/>
-          </w:tcPr>
-          <w:p>
-            <w:pPr>
-              <w:jc w:val="center"/>
-              <w:pBdr>
-                <w:bottom w:val="none" w:sz="0" w:space="0" w:color="000000"/>
-                <w:top w:val="none" w:sz="0" w:space="0" w:color="000000"/>
-                <w:left w:val="none" w:sz="0" w:space="0" w:color="000000"/>
-                <w:right w:val="none" w:sz="0" w:space="0" w:color="000000"/>
-              </w:pBdr>
-              <w:spacing w:after="60" w:before="60" w:line="240"/>
-              <w:ind w:left="60" w:right="60" w:firstLine="0" w:firstLineChars="0"/>
-              <w:rPr>
-                <w:rFonts w:ascii="Calibri" w:hAnsi="Calibri" w:eastAsia="Calibri" w:cs="Calibri"/>
-                <w:i w:val="false"/>
-                <w:b w:val="false"/>
-                <w:u w:val="none"/>
-                <w:strike w:val="false"/>
-                <w:sz w:val="16"/>
-                <w:szCs w:val="16"/>
-                <w:color w:val="000000"/>
-              </w:rPr>
-            </w:pPr>
-            <w:r>
-              <w:rPr>
-                <w:rFonts w:ascii="Calibri" w:hAnsi="Calibri" w:eastAsia="Calibri" w:cs="Calibri"/>
-                <w:i w:val="false"/>
-                <w:b w:val="false"/>
-                <w:u w:val="none"/>
-                <w:strike w:val="false"/>
-                <w:sz w:val="16"/>
-                <w:szCs w:val="16"/>
-                <w:color w:val="000000"/>
-              </w:rPr>
-              <w:t xml:space="preserve">0.072</w:t>
+              <w:t xml:space="preserve">12,002</w:t>
+            </w:r>
+          </w:p>
+        </w:tc>
+        <w:tc>
+          <w:tcPr>
+            <w:tcBorders>
+              <w:bottom w:val="none" w:sz="0" w:space="0" w:color="000000"/>
+              <w:top w:val="none" w:sz="0" w:space="0" w:color="000000"/>
+              <w:left w:val="none" w:sz="0" w:space="0" w:color="000000"/>
+              <w:right w:val="none" w:sz="0" w:space="0" w:color="000000"/>
+            </w:tcBorders>
+            <w:shd w:val="clear" w:color="auto" w:fill="FFFFFF"/>
+            <w:tcMar>
+              <w:top w:w="0" w:type="dxa"/>
+              <w:bottom w:w="0" w:type="dxa"/>
+              <w:left w:w="0" w:type="dxa"/>
+              <w:right w:w="0" w:type="dxa"/>
+            </w:tcMar>
+            <w:vAlign w:val="center"/>
+          </w:tcPr>
+          <w:p>
+            <w:pPr>
+              <w:jc w:val="center"/>
+              <w:pBdr>
+                <w:bottom w:val="none" w:sz="0" w:space="0" w:color="000000"/>
+                <w:top w:val="none" w:sz="0" w:space="0" w:color="000000"/>
+                <w:left w:val="none" w:sz="0" w:space="0" w:color="000000"/>
+                <w:right w:val="none" w:sz="0" w:space="0" w:color="000000"/>
+              </w:pBdr>
+              <w:spacing w:after="60" w:before="60" w:line="240"/>
+              <w:ind w:left="60" w:right="60" w:firstLine="0" w:firstLineChars="0"/>
+              <w:rPr>
+                <w:rFonts w:ascii="Calibri" w:hAnsi="Calibri" w:eastAsia="Calibri" w:cs="Calibri"/>
+                <w:i w:val="false"/>
+                <w:b w:val="false"/>
+                <w:u w:val="none"/>
+                <w:strike w:val="false"/>
+                <w:sz w:val="16"/>
+                <w:szCs w:val="16"/>
+                <w:color w:val="000000"/>
+              </w:rPr>
+            </w:pPr>
+            <w:r>
+              <w:rPr>
+                <w:rFonts w:ascii="Calibri" w:hAnsi="Calibri" w:eastAsia="Calibri" w:cs="Calibri"/>
+                <w:i w:val="false"/>
+                <w:b w:val="false"/>
+                <w:u w:val="none"/>
+                <w:strike w:val="false"/>
+                <w:sz w:val="16"/>
+                <w:szCs w:val="16"/>
+                <w:color w:val="000000"/>
+              </w:rPr>
+              <w:t xml:space="preserve">52</w:t>
+            </w:r>
+          </w:p>
+        </w:tc>
+        <w:tc>
+          <w:tcPr>
+            <w:tcBorders>
+              <w:bottom w:val="none" w:sz="0" w:space="0" w:color="000000"/>
+              <w:top w:val="none" w:sz="0" w:space="0" w:color="000000"/>
+              <w:left w:val="none" w:sz="0" w:space="0" w:color="000000"/>
+              <w:right w:val="none" w:sz="0" w:space="0" w:color="000000"/>
+            </w:tcBorders>
+            <w:shd w:val="clear" w:color="auto" w:fill="FFFFFF"/>
+            <w:tcMar>
+              <w:top w:w="0" w:type="dxa"/>
+              <w:bottom w:w="0" w:type="dxa"/>
+              <w:left w:w="0" w:type="dxa"/>
+              <w:right w:w="0" w:type="dxa"/>
+            </w:tcMar>
+            <w:vAlign w:val="center"/>
+          </w:tcPr>
+          <w:p>
+            <w:pPr>
+              <w:jc w:val="center"/>
+              <w:pBdr>
+                <w:bottom w:val="none" w:sz="0" w:space="0" w:color="000000"/>
+                <w:top w:val="none" w:sz="0" w:space="0" w:color="000000"/>
+                <w:left w:val="none" w:sz="0" w:space="0" w:color="000000"/>
+                <w:right w:val="none" w:sz="0" w:space="0" w:color="000000"/>
+              </w:pBdr>
+              <w:spacing w:after="60" w:before="60" w:line="240"/>
+              <w:ind w:left="60" w:right="60" w:firstLine="0" w:firstLineChars="0"/>
+              <w:rPr>
+                <w:rFonts w:ascii="Calibri" w:hAnsi="Calibri" w:eastAsia="Calibri" w:cs="Calibri"/>
+                <w:i w:val="false"/>
+                <w:b w:val="false"/>
+                <w:u w:val="none"/>
+                <w:strike w:val="false"/>
+                <w:sz w:val="16"/>
+                <w:szCs w:val="16"/>
+                <w:color w:val="000000"/>
+              </w:rPr>
+            </w:pPr>
+            <w:r>
+              <w:rPr>
+                <w:rFonts w:ascii="Calibri" w:hAnsi="Calibri" w:eastAsia="Calibri" w:cs="Calibri"/>
+                <w:i w:val="false"/>
+                <w:b w:val="false"/>
+                <w:u w:val="none"/>
+                <w:strike w:val="false"/>
+                <w:sz w:val="16"/>
+                <w:szCs w:val="16"/>
+                <w:color w:val="000000"/>
+              </w:rPr>
+              <w:t xml:space="preserve">0.987</w:t>
+            </w:r>
+          </w:p>
+        </w:tc>
+        <w:tc>
+          <w:tcPr>
+            <w:tcBorders>
+              <w:bottom w:val="none" w:sz="0" w:space="0" w:color="000000"/>
+              <w:top w:val="none" w:sz="0" w:space="0" w:color="000000"/>
+              <w:left w:val="none" w:sz="0" w:space="0" w:color="000000"/>
+              <w:right w:val="none" w:sz="0" w:space="0" w:color="000000"/>
+            </w:tcBorders>
+            <w:shd w:val="clear" w:color="auto" w:fill="FFFFFF"/>
+            <w:tcMar>
+              <w:top w:w="0" w:type="dxa"/>
+              <w:bottom w:w="0" w:type="dxa"/>
+              <w:left w:w="0" w:type="dxa"/>
+              <w:right w:w="0" w:type="dxa"/>
+            </w:tcMar>
+            <w:vAlign w:val="center"/>
+          </w:tcPr>
+          <w:p>
+            <w:pPr>
+              <w:jc w:val="center"/>
+              <w:pBdr>
+                <w:bottom w:val="none" w:sz="0" w:space="0" w:color="000000"/>
+                <w:top w:val="none" w:sz="0" w:space="0" w:color="000000"/>
+                <w:left w:val="none" w:sz="0" w:space="0" w:color="000000"/>
+                <w:right w:val="none" w:sz="0" w:space="0" w:color="000000"/>
+              </w:pBdr>
+              <w:spacing w:after="60" w:before="60" w:line="240"/>
+              <w:ind w:left="60" w:right="60" w:firstLine="0" w:firstLineChars="0"/>
+              <w:rPr>
+                <w:rFonts w:ascii="Calibri" w:hAnsi="Calibri" w:eastAsia="Calibri" w:cs="Calibri"/>
+                <w:i w:val="false"/>
+                <w:b w:val="false"/>
+                <w:u w:val="none"/>
+                <w:strike w:val="false"/>
+                <w:sz w:val="16"/>
+                <w:szCs w:val="16"/>
+                <w:color w:val="000000"/>
+              </w:rPr>
+            </w:pPr>
+            <w:r>
+              <w:rPr>
+                <w:rFonts w:ascii="Calibri" w:hAnsi="Calibri" w:eastAsia="Calibri" w:cs="Calibri"/>
+                <w:i w:val="false"/>
+                <w:b w:val="false"/>
+                <w:u w:val="none"/>
+                <w:strike w:val="false"/>
+                <w:sz w:val="16"/>
+                <w:szCs w:val="16"/>
+                <w:color w:val="000000"/>
+              </w:rPr>
+              <w:t xml:space="preserve">0.982</w:t>
+            </w:r>
+          </w:p>
+        </w:tc>
+        <w:tc>
+          <w:tcPr>
+            <w:tcBorders>
+              <w:bottom w:val="none" w:sz="0" w:space="0" w:color="000000"/>
+              <w:top w:val="none" w:sz="0" w:space="0" w:color="000000"/>
+              <w:left w:val="none" w:sz="0" w:space="0" w:color="000000"/>
+              <w:right w:val="none" w:sz="0" w:space="0" w:color="000000"/>
+            </w:tcBorders>
+            <w:shd w:val="clear" w:color="auto" w:fill="FFFFFF"/>
+            <w:tcMar>
+              <w:top w:w="0" w:type="dxa"/>
+              <w:bottom w:w="0" w:type="dxa"/>
+              <w:left w:w="0" w:type="dxa"/>
+              <w:right w:w="0" w:type="dxa"/>
+            </w:tcMar>
+            <w:vAlign w:val="center"/>
+          </w:tcPr>
+          <w:p>
+            <w:pPr>
+              <w:jc w:val="center"/>
+              <w:pBdr>
+                <w:bottom w:val="none" w:sz="0" w:space="0" w:color="000000"/>
+                <w:top w:val="none" w:sz="0" w:space="0" w:color="000000"/>
+                <w:left w:val="none" w:sz="0" w:space="0" w:color="000000"/>
+                <w:right w:val="none" w:sz="0" w:space="0" w:color="000000"/>
+              </w:pBdr>
+              <w:spacing w:after="60" w:before="60" w:line="240"/>
+              <w:ind w:left="60" w:right="60" w:firstLine="0" w:firstLineChars="0"/>
+              <w:rPr>
+                <w:rFonts w:ascii="Calibri" w:hAnsi="Calibri" w:eastAsia="Calibri" w:cs="Calibri"/>
+                <w:i w:val="false"/>
+                <w:b w:val="false"/>
+                <w:u w:val="none"/>
+                <w:strike w:val="false"/>
+                <w:sz w:val="16"/>
+                <w:szCs w:val="16"/>
+                <w:color w:val="000000"/>
+              </w:rPr>
+            </w:pPr>
+            <w:r>
+              <w:rPr>
+                <w:rFonts w:ascii="Calibri" w:hAnsi="Calibri" w:eastAsia="Calibri" w:cs="Calibri"/>
+                <w:i w:val="false"/>
+                <w:b w:val="false"/>
+                <w:u w:val="none"/>
+                <w:strike w:val="false"/>
+                <w:sz w:val="16"/>
+                <w:szCs w:val="16"/>
+                <w:color w:val="000000"/>
+              </w:rPr>
+              <w:t xml:space="preserve">0.078</w:t>
+            </w:r>
+          </w:p>
+        </w:tc>
+        <w:tc>
+          <w:tcPr>
+            <w:tcBorders>
+              <w:bottom w:val="none" w:sz="0" w:space="0" w:color="000000"/>
+              <w:top w:val="none" w:sz="0" w:space="0" w:color="000000"/>
+              <w:left w:val="none" w:sz="0" w:space="0" w:color="000000"/>
+              <w:right w:val="none" w:sz="0" w:space="0" w:color="000000"/>
+            </w:tcBorders>
+            <w:shd w:val="clear" w:color="auto" w:fill="FFFFFF"/>
+            <w:tcMar>
+              <w:top w:w="0" w:type="dxa"/>
+              <w:bottom w:w="0" w:type="dxa"/>
+              <w:left w:w="0" w:type="dxa"/>
+              <w:right w:w="0" w:type="dxa"/>
+            </w:tcMar>
+            <w:vAlign w:val="center"/>
+          </w:tcPr>
+          <w:p>
+            <w:pPr>
+              <w:jc w:val="center"/>
+              <w:pBdr>
+                <w:bottom w:val="none" w:sz="0" w:space="0" w:color="000000"/>
+                <w:top w:val="none" w:sz="0" w:space="0" w:color="000000"/>
+                <w:left w:val="none" w:sz="0" w:space="0" w:color="000000"/>
+                <w:right w:val="none" w:sz="0" w:space="0" w:color="000000"/>
+              </w:pBdr>
+              <w:spacing w:after="60" w:before="60" w:line="240"/>
+              <w:ind w:left="60" w:right="60" w:firstLine="0" w:firstLineChars="0"/>
+              <w:rPr>
+                <w:rFonts w:ascii="Calibri" w:hAnsi="Calibri" w:eastAsia="Calibri" w:cs="Calibri"/>
+                <w:i w:val="false"/>
+                <w:b w:val="false"/>
+                <w:u w:val="none"/>
+                <w:strike w:val="false"/>
+                <w:sz w:val="16"/>
+                <w:szCs w:val="16"/>
+                <w:color w:val="000000"/>
+              </w:rPr>
+            </w:pPr>
+            <w:r>
+              <w:rPr>
+                <w:rFonts w:ascii="Calibri" w:hAnsi="Calibri" w:eastAsia="Calibri" w:cs="Calibri"/>
+                <w:i w:val="false"/>
+                <w:b w:val="false"/>
+                <w:u w:val="none"/>
+                <w:strike w:val="false"/>
+                <w:sz w:val="16"/>
+                <w:szCs w:val="16"/>
+                <w:color w:val="000000"/>
+              </w:rPr>
+              <w:t xml:space="preserve">0.059</w:t>
             </w:r>
           </w:p>
         </w:tc>
@@ -4006,385 +4006,385 @@
                 <w:szCs w:val="16"/>
                 <w:color w:val="000000"/>
               </w:rPr>
-              <w:t xml:space="preserve">26,256</w:t>
-            </w:r>
-          </w:p>
-        </w:tc>
-        <w:tc>
-          <w:tcPr>
-            <w:tcBorders>
-              <w:bottom w:val="none" w:sz="0" w:space="0" w:color="000000"/>
-              <w:top w:val="none" w:sz="0" w:space="0" w:color="000000"/>
-              <w:left w:val="none" w:sz="0" w:space="0" w:color="000000"/>
-              <w:right w:val="none" w:sz="0" w:space="0" w:color="000000"/>
-            </w:tcBorders>
-            <w:shd w:val="clear" w:color="auto" w:fill="FFFFFF"/>
-            <w:tcMar>
-              <w:top w:w="0" w:type="dxa"/>
-              <w:bottom w:w="0" w:type="dxa"/>
-              <w:left w:w="0" w:type="dxa"/>
-              <w:right w:w="0" w:type="dxa"/>
-            </w:tcMar>
-            <w:vAlign w:val="center"/>
-          </w:tcPr>
-          <w:p>
-            <w:pPr>
-              <w:jc w:val="center"/>
-              <w:pBdr>
-                <w:bottom w:val="none" w:sz="0" w:space="0" w:color="000000"/>
-                <w:top w:val="none" w:sz="0" w:space="0" w:color="000000"/>
-                <w:left w:val="none" w:sz="0" w:space="0" w:color="000000"/>
-                <w:right w:val="none" w:sz="0" w:space="0" w:color="000000"/>
-              </w:pBdr>
-              <w:spacing w:after="60" w:before="60" w:line="240"/>
-              <w:ind w:left="60" w:right="60" w:firstLine="0" w:firstLineChars="0"/>
-              <w:rPr>
-                <w:rFonts w:ascii="Calibri" w:hAnsi="Calibri" w:eastAsia="Calibri" w:cs="Calibri"/>
-                <w:i w:val="false"/>
-                <w:b w:val="false"/>
-                <w:u w:val="none"/>
-                <w:strike w:val="false"/>
-                <w:sz w:val="16"/>
-                <w:szCs w:val="16"/>
-                <w:color w:val="000000"/>
-              </w:rPr>
-            </w:pPr>
-            <w:r>
-              <w:rPr>
-                <w:rFonts w:ascii="Calibri" w:hAnsi="Calibri" w:eastAsia="Calibri" w:cs="Calibri"/>
-                <w:i w:val="false"/>
-                <w:b w:val="false"/>
-                <w:u w:val="none"/>
-                <w:strike w:val="false"/>
-                <w:sz w:val="16"/>
-                <w:szCs w:val="16"/>
-                <w:color w:val="000000"/>
-              </w:rPr>
-              <w:t xml:space="preserve">95</w:t>
-            </w:r>
-          </w:p>
-        </w:tc>
-        <w:tc>
-          <w:tcPr>
-            <w:tcBorders>
-              <w:bottom w:val="none" w:sz="0" w:space="0" w:color="000000"/>
-              <w:top w:val="none" w:sz="0" w:space="0" w:color="000000"/>
-              <w:left w:val="none" w:sz="0" w:space="0" w:color="000000"/>
-              <w:right w:val="none" w:sz="0" w:space="0" w:color="000000"/>
-            </w:tcBorders>
-            <w:shd w:val="clear" w:color="auto" w:fill="FFFFFF"/>
-            <w:tcMar>
-              <w:top w:w="0" w:type="dxa"/>
-              <w:bottom w:w="0" w:type="dxa"/>
-              <w:left w:w="0" w:type="dxa"/>
-              <w:right w:w="0" w:type="dxa"/>
-            </w:tcMar>
-            <w:vAlign w:val="center"/>
-          </w:tcPr>
-          <w:p>
-            <w:pPr>
-              <w:jc w:val="center"/>
-              <w:pBdr>
-                <w:bottom w:val="none" w:sz="0" w:space="0" w:color="000000"/>
-                <w:top w:val="none" w:sz="0" w:space="0" w:color="000000"/>
-                <w:left w:val="none" w:sz="0" w:space="0" w:color="000000"/>
-                <w:right w:val="none" w:sz="0" w:space="0" w:color="000000"/>
-              </w:pBdr>
-              <w:spacing w:after="60" w:before="60" w:line="240"/>
-              <w:ind w:left="60" w:right="60" w:firstLine="0" w:firstLineChars="0"/>
-              <w:rPr>
-                <w:rFonts w:ascii="Calibri" w:hAnsi="Calibri" w:eastAsia="Calibri" w:cs="Calibri"/>
-                <w:i w:val="false"/>
-                <w:b w:val="false"/>
-                <w:u w:val="none"/>
-                <w:strike w:val="false"/>
-                <w:sz w:val="16"/>
-                <w:szCs w:val="16"/>
-                <w:color w:val="000000"/>
-              </w:rPr>
-            </w:pPr>
-            <w:r>
-              <w:rPr>
-                <w:rFonts w:ascii="Calibri" w:hAnsi="Calibri" w:eastAsia="Calibri" w:cs="Calibri"/>
-                <w:i w:val="false"/>
-                <w:b w:val="false"/>
-                <w:u w:val="none"/>
-                <w:strike w:val="false"/>
-                <w:sz w:val="16"/>
-                <w:szCs w:val="16"/>
-                <w:color w:val="000000"/>
-              </w:rPr>
-              <w:t xml:space="preserve">0.979</w:t>
-            </w:r>
-          </w:p>
-        </w:tc>
-        <w:tc>
-          <w:tcPr>
-            <w:tcBorders>
-              <w:bottom w:val="none" w:sz="0" w:space="0" w:color="000000"/>
-              <w:top w:val="none" w:sz="0" w:space="0" w:color="000000"/>
-              <w:left w:val="none" w:sz="0" w:space="0" w:color="000000"/>
-              <w:right w:val="none" w:sz="0" w:space="0" w:color="000000"/>
-            </w:tcBorders>
-            <w:shd w:val="clear" w:color="auto" w:fill="FFFFFF"/>
-            <w:tcMar>
-              <w:top w:w="0" w:type="dxa"/>
-              <w:bottom w:w="0" w:type="dxa"/>
-              <w:left w:w="0" w:type="dxa"/>
-              <w:right w:w="0" w:type="dxa"/>
-            </w:tcMar>
-            <w:vAlign w:val="center"/>
-          </w:tcPr>
-          <w:p>
-            <w:pPr>
-              <w:jc w:val="center"/>
-              <w:pBdr>
-                <w:bottom w:val="none" w:sz="0" w:space="0" w:color="000000"/>
-                <w:top w:val="none" w:sz="0" w:space="0" w:color="000000"/>
-                <w:left w:val="none" w:sz="0" w:space="0" w:color="000000"/>
-                <w:right w:val="none" w:sz="0" w:space="0" w:color="000000"/>
-              </w:pBdr>
-              <w:spacing w:after="60" w:before="60" w:line="240"/>
-              <w:ind w:left="60" w:right="60" w:firstLine="0" w:firstLineChars="0"/>
-              <w:rPr>
-                <w:rFonts w:ascii="Calibri" w:hAnsi="Calibri" w:eastAsia="Calibri" w:cs="Calibri"/>
-                <w:i w:val="false"/>
-                <w:b w:val="false"/>
-                <w:u w:val="none"/>
-                <w:strike w:val="false"/>
-                <w:sz w:val="16"/>
-                <w:szCs w:val="16"/>
-                <w:color w:val="000000"/>
-              </w:rPr>
-            </w:pPr>
-            <w:r>
-              <w:rPr>
-                <w:rFonts w:ascii="Calibri" w:hAnsi="Calibri" w:eastAsia="Calibri" w:cs="Calibri"/>
-                <w:i w:val="false"/>
-                <w:b w:val="false"/>
-                <w:u w:val="none"/>
-                <w:strike w:val="false"/>
-                <w:sz w:val="16"/>
-                <w:szCs w:val="16"/>
-                <w:color w:val="000000"/>
-              </w:rPr>
-              <w:t xml:space="preserve">0.975</w:t>
-            </w:r>
-          </w:p>
-        </w:tc>
-        <w:tc>
-          <w:tcPr>
-            <w:tcBorders>
-              <w:bottom w:val="none" w:sz="0" w:space="0" w:color="000000"/>
-              <w:top w:val="none" w:sz="0" w:space="0" w:color="000000"/>
-              <w:left w:val="none" w:sz="0" w:space="0" w:color="000000"/>
-              <w:right w:val="none" w:sz="0" w:space="0" w:color="000000"/>
-            </w:tcBorders>
-            <w:shd w:val="clear" w:color="auto" w:fill="FFFFFF"/>
-            <w:tcMar>
-              <w:top w:w="0" w:type="dxa"/>
-              <w:bottom w:w="0" w:type="dxa"/>
-              <w:left w:w="0" w:type="dxa"/>
-              <w:right w:w="0" w:type="dxa"/>
-            </w:tcMar>
-            <w:vAlign w:val="center"/>
-          </w:tcPr>
-          <w:p>
-            <w:pPr>
-              <w:jc w:val="center"/>
-              <w:pBdr>
-                <w:bottom w:val="none" w:sz="0" w:space="0" w:color="000000"/>
-                <w:top w:val="none" w:sz="0" w:space="0" w:color="000000"/>
-                <w:left w:val="none" w:sz="0" w:space="0" w:color="000000"/>
-                <w:right w:val="none" w:sz="0" w:space="0" w:color="000000"/>
-              </w:pBdr>
-              <w:spacing w:after="60" w:before="60" w:line="240"/>
-              <w:ind w:left="60" w:right="60" w:firstLine="0" w:firstLineChars="0"/>
-              <w:rPr>
-                <w:rFonts w:ascii="Calibri" w:hAnsi="Calibri" w:eastAsia="Calibri" w:cs="Calibri"/>
-                <w:i w:val="false"/>
-                <w:b w:val="false"/>
-                <w:u w:val="none"/>
-                <w:strike w:val="false"/>
-                <w:sz w:val="16"/>
-                <w:szCs w:val="16"/>
-                <w:color w:val="000000"/>
-              </w:rPr>
-            </w:pPr>
-            <w:r>
-              <w:rPr>
-                <w:rFonts w:ascii="Calibri" w:hAnsi="Calibri" w:eastAsia="Calibri" w:cs="Calibri"/>
-                <w:i w:val="false"/>
-                <w:b w:val="false"/>
-                <w:u w:val="none"/>
-                <w:strike w:val="false"/>
-                <w:sz w:val="16"/>
-                <w:szCs w:val="16"/>
-                <w:color w:val="000000"/>
-              </w:rPr>
-              <w:t xml:space="preserve">0.086</w:t>
-            </w:r>
-          </w:p>
-        </w:tc>
-        <w:tc>
-          <w:tcPr>
-            <w:tcBorders>
-              <w:bottom w:val="none" w:sz="0" w:space="0" w:color="000000"/>
-              <w:top w:val="none" w:sz="0" w:space="0" w:color="000000"/>
-              <w:left w:val="none" w:sz="0" w:space="0" w:color="000000"/>
-              <w:right w:val="none" w:sz="0" w:space="0" w:color="000000"/>
-            </w:tcBorders>
-            <w:shd w:val="clear" w:color="auto" w:fill="FFFFFF"/>
-            <w:tcMar>
-              <w:top w:w="0" w:type="dxa"/>
-              <w:bottom w:w="0" w:type="dxa"/>
-              <w:left w:w="0" w:type="dxa"/>
-              <w:right w:w="0" w:type="dxa"/>
-            </w:tcMar>
-            <w:vAlign w:val="center"/>
-          </w:tcPr>
-          <w:p>
-            <w:pPr>
-              <w:jc w:val="center"/>
-              <w:pBdr>
-                <w:bottom w:val="none" w:sz="0" w:space="0" w:color="000000"/>
-                <w:top w:val="none" w:sz="0" w:space="0" w:color="000000"/>
-                <w:left w:val="none" w:sz="0" w:space="0" w:color="000000"/>
-                <w:right w:val="none" w:sz="0" w:space="0" w:color="000000"/>
-              </w:pBdr>
-              <w:spacing w:after="60" w:before="60" w:line="240"/>
-              <w:ind w:left="60" w:right="60" w:firstLine="0" w:firstLineChars="0"/>
-              <w:rPr>
-                <w:rFonts w:ascii="Calibri" w:hAnsi="Calibri" w:eastAsia="Calibri" w:cs="Calibri"/>
-                <w:i w:val="false"/>
-                <w:b w:val="false"/>
-                <w:u w:val="none"/>
-                <w:strike w:val="false"/>
-                <w:sz w:val="16"/>
-                <w:szCs w:val="16"/>
-                <w:color w:val="000000"/>
-              </w:rPr>
-            </w:pPr>
-            <w:r>
-              <w:rPr>
-                <w:rFonts w:ascii="Calibri" w:hAnsi="Calibri" w:eastAsia="Calibri" w:cs="Calibri"/>
-                <w:i w:val="false"/>
-                <w:b w:val="false"/>
-                <w:u w:val="none"/>
-                <w:strike w:val="false"/>
-                <w:sz w:val="16"/>
-                <w:szCs w:val="16"/>
-                <w:color w:val="000000"/>
-              </w:rPr>
-              <w:t xml:space="preserve">0.073</w:t>
-            </w:r>
-          </w:p>
-        </w:tc>
-        <w:tc>
-          <w:tcPr>
-            <w:tcBorders>
-              <w:bottom w:val="none" w:sz="0" w:space="0" w:color="000000"/>
-              <w:top w:val="none" w:sz="0" w:space="0" w:color="000000"/>
-              <w:left w:val="none" w:sz="0" w:space="0" w:color="000000"/>
-              <w:right w:val="none" w:sz="0" w:space="0" w:color="000000"/>
-            </w:tcBorders>
-            <w:shd w:val="clear" w:color="auto" w:fill="FFFFFF"/>
-            <w:tcMar>
-              <w:top w:w="0" w:type="dxa"/>
-              <w:bottom w:w="0" w:type="dxa"/>
-              <w:left w:w="0" w:type="dxa"/>
-              <w:right w:w="0" w:type="dxa"/>
-            </w:tcMar>
-            <w:vAlign w:val="center"/>
-          </w:tcPr>
-          <w:p>
-            <w:pPr>
-              <w:jc w:val="center"/>
-              <w:pBdr>
-                <w:bottom w:val="none" w:sz="0" w:space="0" w:color="000000"/>
-                <w:top w:val="none" w:sz="0" w:space="0" w:color="000000"/>
-                <w:left w:val="none" w:sz="0" w:space="0" w:color="000000"/>
-                <w:right w:val="none" w:sz="0" w:space="0" w:color="000000"/>
-              </w:pBdr>
-              <w:spacing w:after="60" w:before="60" w:line="240"/>
-              <w:ind w:left="60" w:right="60" w:firstLine="0" w:firstLineChars="0"/>
-              <w:rPr>
-                <w:rFonts w:ascii="Calibri" w:hAnsi="Calibri" w:eastAsia="Calibri" w:cs="Calibri"/>
-                <w:i w:val="false"/>
-                <w:b w:val="false"/>
-                <w:u w:val="none"/>
-                <w:strike w:val="false"/>
-                <w:sz w:val="16"/>
-                <w:szCs w:val="16"/>
-                <w:color w:val="000000"/>
-              </w:rPr>
-            </w:pPr>
-            <w:r>
-              <w:rPr>
-                <w:rFonts w:ascii="Calibri" w:hAnsi="Calibri" w:eastAsia="Calibri" w:cs="Calibri"/>
-                <w:i w:val="false"/>
-                <w:b w:val="false"/>
-                <w:u w:val="none"/>
-                <w:strike w:val="false"/>
-                <w:sz w:val="16"/>
-                <w:szCs w:val="16"/>
-                <w:color w:val="000000"/>
-              </w:rPr>
-              <w:t xml:space="preserve">634</w:t>
-            </w:r>
-          </w:p>
-        </w:tc>
-        <w:tc>
-          <w:tcPr>
-            <w:tcBorders>
-              <w:bottom w:val="none" w:sz="0" w:space="0" w:color="000000"/>
-              <w:top w:val="none" w:sz="0" w:space="0" w:color="000000"/>
-              <w:left w:val="none" w:sz="0" w:space="0" w:color="000000"/>
-              <w:right w:val="none" w:sz="0" w:space="0" w:color="000000"/>
-            </w:tcBorders>
-            <w:shd w:val="clear" w:color="auto" w:fill="FFFFFF"/>
-            <w:tcMar>
-              <w:top w:w="0" w:type="dxa"/>
-              <w:bottom w:w="0" w:type="dxa"/>
-              <w:left w:w="0" w:type="dxa"/>
-              <w:right w:w="0" w:type="dxa"/>
-            </w:tcMar>
-            <w:vAlign w:val="center"/>
-          </w:tcPr>
-          <w:p>
-            <w:pPr>
-              <w:jc w:val="center"/>
-              <w:pBdr>
-                <w:bottom w:val="none" w:sz="0" w:space="0" w:color="000000"/>
-                <w:top w:val="none" w:sz="0" w:space="0" w:color="000000"/>
-                <w:left w:val="none" w:sz="0" w:space="0" w:color="000000"/>
-                <w:right w:val="none" w:sz="0" w:space="0" w:color="000000"/>
-              </w:pBdr>
-              <w:spacing w:after="60" w:before="60" w:line="240"/>
-              <w:ind w:left="60" w:right="60" w:firstLine="0" w:firstLineChars="0"/>
-              <w:rPr>
-                <w:rFonts w:ascii="Calibri" w:hAnsi="Calibri" w:eastAsia="Calibri" w:cs="Calibri"/>
-                <w:i w:val="false"/>
-                <w:b w:val="false"/>
-                <w:u w:val="none"/>
-                <w:strike w:val="false"/>
-                <w:sz w:val="16"/>
-                <w:szCs w:val="16"/>
-                <w:color w:val="000000"/>
-              </w:rPr>
-            </w:pPr>
-            <w:r>
-              <w:rPr>
-                <w:rFonts w:ascii="Calibri" w:hAnsi="Calibri" w:eastAsia="Calibri" w:cs="Calibri"/>
-                <w:i w:val="false"/>
-                <w:b w:val="false"/>
-                <w:u w:val="none"/>
-                <w:strike w:val="false"/>
-                <w:sz w:val="16"/>
-                <w:szCs w:val="16"/>
-                <w:color w:val="000000"/>
-              </w:rPr>
-              <w:t xml:space="preserve">9</w:t>
+              <w:t xml:space="preserve">12,739</w:t>
+            </w:r>
+          </w:p>
+        </w:tc>
+        <w:tc>
+          <w:tcPr>
+            <w:tcBorders>
+              <w:bottom w:val="none" w:sz="0" w:space="0" w:color="000000"/>
+              <w:top w:val="none" w:sz="0" w:space="0" w:color="000000"/>
+              <w:left w:val="none" w:sz="0" w:space="0" w:color="000000"/>
+              <w:right w:val="none" w:sz="0" w:space="0" w:color="000000"/>
+            </w:tcBorders>
+            <w:shd w:val="clear" w:color="auto" w:fill="FFFFFF"/>
+            <w:tcMar>
+              <w:top w:w="0" w:type="dxa"/>
+              <w:bottom w:w="0" w:type="dxa"/>
+              <w:left w:w="0" w:type="dxa"/>
+              <w:right w:w="0" w:type="dxa"/>
+            </w:tcMar>
+            <w:vAlign w:val="center"/>
+          </w:tcPr>
+          <w:p>
+            <w:pPr>
+              <w:jc w:val="center"/>
+              <w:pBdr>
+                <w:bottom w:val="none" w:sz="0" w:space="0" w:color="000000"/>
+                <w:top w:val="none" w:sz="0" w:space="0" w:color="000000"/>
+                <w:left w:val="none" w:sz="0" w:space="0" w:color="000000"/>
+                <w:right w:val="none" w:sz="0" w:space="0" w:color="000000"/>
+              </w:pBdr>
+              <w:spacing w:after="60" w:before="60" w:line="240"/>
+              <w:ind w:left="60" w:right="60" w:firstLine="0" w:firstLineChars="0"/>
+              <w:rPr>
+                <w:rFonts w:ascii="Calibri" w:hAnsi="Calibri" w:eastAsia="Calibri" w:cs="Calibri"/>
+                <w:i w:val="false"/>
+                <w:b w:val="false"/>
+                <w:u w:val="none"/>
+                <w:strike w:val="false"/>
+                <w:sz w:val="16"/>
+                <w:szCs w:val="16"/>
+                <w:color w:val="000000"/>
+              </w:rPr>
+            </w:pPr>
+            <w:r>
+              <w:rPr>
+                <w:rFonts w:ascii="Calibri" w:hAnsi="Calibri" w:eastAsia="Calibri" w:cs="Calibri"/>
+                <w:i w:val="false"/>
+                <w:b w:val="false"/>
+                <w:u w:val="none"/>
+                <w:strike w:val="false"/>
+                <w:sz w:val="16"/>
+                <w:szCs w:val="16"/>
+                <w:color w:val="000000"/>
+              </w:rPr>
+              <w:t xml:space="preserve">59</w:t>
+            </w:r>
+          </w:p>
+        </w:tc>
+        <w:tc>
+          <w:tcPr>
+            <w:tcBorders>
+              <w:bottom w:val="none" w:sz="0" w:space="0" w:color="000000"/>
+              <w:top w:val="none" w:sz="0" w:space="0" w:color="000000"/>
+              <w:left w:val="none" w:sz="0" w:space="0" w:color="000000"/>
+              <w:right w:val="none" w:sz="0" w:space="0" w:color="000000"/>
+            </w:tcBorders>
+            <w:shd w:val="clear" w:color="auto" w:fill="FFFFFF"/>
+            <w:tcMar>
+              <w:top w:w="0" w:type="dxa"/>
+              <w:bottom w:w="0" w:type="dxa"/>
+              <w:left w:w="0" w:type="dxa"/>
+              <w:right w:w="0" w:type="dxa"/>
+            </w:tcMar>
+            <w:vAlign w:val="center"/>
+          </w:tcPr>
+          <w:p>
+            <w:pPr>
+              <w:jc w:val="center"/>
+              <w:pBdr>
+                <w:bottom w:val="none" w:sz="0" w:space="0" w:color="000000"/>
+                <w:top w:val="none" w:sz="0" w:space="0" w:color="000000"/>
+                <w:left w:val="none" w:sz="0" w:space="0" w:color="000000"/>
+                <w:right w:val="none" w:sz="0" w:space="0" w:color="000000"/>
+              </w:pBdr>
+              <w:spacing w:after="60" w:before="60" w:line="240"/>
+              <w:ind w:left="60" w:right="60" w:firstLine="0" w:firstLineChars="0"/>
+              <w:rPr>
+                <w:rFonts w:ascii="Calibri" w:hAnsi="Calibri" w:eastAsia="Calibri" w:cs="Calibri"/>
+                <w:i w:val="false"/>
+                <w:b w:val="false"/>
+                <w:u w:val="none"/>
+                <w:strike w:val="false"/>
+                <w:sz w:val="16"/>
+                <w:szCs w:val="16"/>
+                <w:color w:val="000000"/>
+              </w:rPr>
+            </w:pPr>
+            <w:r>
+              <w:rPr>
+                <w:rFonts w:ascii="Calibri" w:hAnsi="Calibri" w:eastAsia="Calibri" w:cs="Calibri"/>
+                <w:i w:val="false"/>
+                <w:b w:val="false"/>
+                <w:u w:val="none"/>
+                <w:strike w:val="false"/>
+                <w:sz w:val="16"/>
+                <w:szCs w:val="16"/>
+                <w:color w:val="000000"/>
+              </w:rPr>
+              <w:t xml:space="preserve">0.986</w:t>
+            </w:r>
+          </w:p>
+        </w:tc>
+        <w:tc>
+          <w:tcPr>
+            <w:tcBorders>
+              <w:bottom w:val="none" w:sz="0" w:space="0" w:color="000000"/>
+              <w:top w:val="none" w:sz="0" w:space="0" w:color="000000"/>
+              <w:left w:val="none" w:sz="0" w:space="0" w:color="000000"/>
+              <w:right w:val="none" w:sz="0" w:space="0" w:color="000000"/>
+            </w:tcBorders>
+            <w:shd w:val="clear" w:color="auto" w:fill="FFFFFF"/>
+            <w:tcMar>
+              <w:top w:w="0" w:type="dxa"/>
+              <w:bottom w:w="0" w:type="dxa"/>
+              <w:left w:w="0" w:type="dxa"/>
+              <w:right w:w="0" w:type="dxa"/>
+            </w:tcMar>
+            <w:vAlign w:val="center"/>
+          </w:tcPr>
+          <w:p>
+            <w:pPr>
+              <w:jc w:val="center"/>
+              <w:pBdr>
+                <w:bottom w:val="none" w:sz="0" w:space="0" w:color="000000"/>
+                <w:top w:val="none" w:sz="0" w:space="0" w:color="000000"/>
+                <w:left w:val="none" w:sz="0" w:space="0" w:color="000000"/>
+                <w:right w:val="none" w:sz="0" w:space="0" w:color="000000"/>
+              </w:pBdr>
+              <w:spacing w:after="60" w:before="60" w:line="240"/>
+              <w:ind w:left="60" w:right="60" w:firstLine="0" w:firstLineChars="0"/>
+              <w:rPr>
+                <w:rFonts w:ascii="Calibri" w:hAnsi="Calibri" w:eastAsia="Calibri" w:cs="Calibri"/>
+                <w:i w:val="false"/>
+                <w:b w:val="false"/>
+                <w:u w:val="none"/>
+                <w:strike w:val="false"/>
+                <w:sz w:val="16"/>
+                <w:szCs w:val="16"/>
+                <w:color w:val="000000"/>
+              </w:rPr>
+            </w:pPr>
+            <w:r>
+              <w:rPr>
+                <w:rFonts w:ascii="Calibri" w:hAnsi="Calibri" w:eastAsia="Calibri" w:cs="Calibri"/>
+                <w:i w:val="false"/>
+                <w:b w:val="false"/>
+                <w:u w:val="none"/>
+                <w:strike w:val="false"/>
+                <w:sz w:val="16"/>
+                <w:szCs w:val="16"/>
+                <w:color w:val="000000"/>
+              </w:rPr>
+              <w:t xml:space="preserve">0.984</w:t>
+            </w:r>
+          </w:p>
+        </w:tc>
+        <w:tc>
+          <w:tcPr>
+            <w:tcBorders>
+              <w:bottom w:val="none" w:sz="0" w:space="0" w:color="000000"/>
+              <w:top w:val="none" w:sz="0" w:space="0" w:color="000000"/>
+              <w:left w:val="none" w:sz="0" w:space="0" w:color="000000"/>
+              <w:right w:val="none" w:sz="0" w:space="0" w:color="000000"/>
+            </w:tcBorders>
+            <w:shd w:val="clear" w:color="auto" w:fill="FFFFFF"/>
+            <w:tcMar>
+              <w:top w:w="0" w:type="dxa"/>
+              <w:bottom w:w="0" w:type="dxa"/>
+              <w:left w:w="0" w:type="dxa"/>
+              <w:right w:w="0" w:type="dxa"/>
+            </w:tcMar>
+            <w:vAlign w:val="center"/>
+          </w:tcPr>
+          <w:p>
+            <w:pPr>
+              <w:jc w:val="center"/>
+              <w:pBdr>
+                <w:bottom w:val="none" w:sz="0" w:space="0" w:color="000000"/>
+                <w:top w:val="none" w:sz="0" w:space="0" w:color="000000"/>
+                <w:left w:val="none" w:sz="0" w:space="0" w:color="000000"/>
+                <w:right w:val="none" w:sz="0" w:space="0" w:color="000000"/>
+              </w:pBdr>
+              <w:spacing w:after="60" w:before="60" w:line="240"/>
+              <w:ind w:left="60" w:right="60" w:firstLine="0" w:firstLineChars="0"/>
+              <w:rPr>
+                <w:rFonts w:ascii="Calibri" w:hAnsi="Calibri" w:eastAsia="Calibri" w:cs="Calibri"/>
+                <w:i w:val="false"/>
+                <w:b w:val="false"/>
+                <w:u w:val="none"/>
+                <w:strike w:val="false"/>
+                <w:sz w:val="16"/>
+                <w:szCs w:val="16"/>
+                <w:color w:val="000000"/>
+              </w:rPr>
+            </w:pPr>
+            <w:r>
+              <w:rPr>
+                <w:rFonts w:ascii="Calibri" w:hAnsi="Calibri" w:eastAsia="Calibri" w:cs="Calibri"/>
+                <w:i w:val="false"/>
+                <w:b w:val="false"/>
+                <w:u w:val="none"/>
+                <w:strike w:val="false"/>
+                <w:sz w:val="16"/>
+                <w:szCs w:val="16"/>
+                <w:color w:val="000000"/>
+              </w:rPr>
+              <w:t xml:space="preserve">0.075</w:t>
+            </w:r>
+          </w:p>
+        </w:tc>
+        <w:tc>
+          <w:tcPr>
+            <w:tcBorders>
+              <w:bottom w:val="none" w:sz="0" w:space="0" w:color="000000"/>
+              <w:top w:val="none" w:sz="0" w:space="0" w:color="000000"/>
+              <w:left w:val="none" w:sz="0" w:space="0" w:color="000000"/>
+              <w:right w:val="none" w:sz="0" w:space="0" w:color="000000"/>
+            </w:tcBorders>
+            <w:shd w:val="clear" w:color="auto" w:fill="FFFFFF"/>
+            <w:tcMar>
+              <w:top w:w="0" w:type="dxa"/>
+              <w:bottom w:w="0" w:type="dxa"/>
+              <w:left w:w="0" w:type="dxa"/>
+              <w:right w:w="0" w:type="dxa"/>
+            </w:tcMar>
+            <w:vAlign w:val="center"/>
+          </w:tcPr>
+          <w:p>
+            <w:pPr>
+              <w:jc w:val="center"/>
+              <w:pBdr>
+                <w:bottom w:val="none" w:sz="0" w:space="0" w:color="000000"/>
+                <w:top w:val="none" w:sz="0" w:space="0" w:color="000000"/>
+                <w:left w:val="none" w:sz="0" w:space="0" w:color="000000"/>
+                <w:right w:val="none" w:sz="0" w:space="0" w:color="000000"/>
+              </w:pBdr>
+              <w:spacing w:after="60" w:before="60" w:line="240"/>
+              <w:ind w:left="60" w:right="60" w:firstLine="0" w:firstLineChars="0"/>
+              <w:rPr>
+                <w:rFonts w:ascii="Calibri" w:hAnsi="Calibri" w:eastAsia="Calibri" w:cs="Calibri"/>
+                <w:i w:val="false"/>
+                <w:b w:val="false"/>
+                <w:u w:val="none"/>
+                <w:strike w:val="false"/>
+                <w:sz w:val="16"/>
+                <w:szCs w:val="16"/>
+                <w:color w:val="000000"/>
+              </w:rPr>
+            </w:pPr>
+            <w:r>
+              <w:rPr>
+                <w:rFonts w:ascii="Calibri" w:hAnsi="Calibri" w:eastAsia="Calibri" w:cs="Calibri"/>
+                <w:i w:val="false"/>
+                <w:b w:val="false"/>
+                <w:u w:val="none"/>
+                <w:strike w:val="false"/>
+                <w:sz w:val="16"/>
+                <w:szCs w:val="16"/>
+                <w:color w:val="000000"/>
+              </w:rPr>
+              <w:t xml:space="preserve">0.060</w:t>
+            </w:r>
+          </w:p>
+        </w:tc>
+        <w:tc>
+          <w:tcPr>
+            <w:tcBorders>
+              <w:bottom w:val="none" w:sz="0" w:space="0" w:color="000000"/>
+              <w:top w:val="none" w:sz="0" w:space="0" w:color="000000"/>
+              <w:left w:val="none" w:sz="0" w:space="0" w:color="000000"/>
+              <w:right w:val="none" w:sz="0" w:space="0" w:color="000000"/>
+            </w:tcBorders>
+            <w:shd w:val="clear" w:color="auto" w:fill="FFFFFF"/>
+            <w:tcMar>
+              <w:top w:w="0" w:type="dxa"/>
+              <w:bottom w:w="0" w:type="dxa"/>
+              <w:left w:w="0" w:type="dxa"/>
+              <w:right w:w="0" w:type="dxa"/>
+            </w:tcMar>
+            <w:vAlign w:val="center"/>
+          </w:tcPr>
+          <w:p>
+            <w:pPr>
+              <w:jc w:val="center"/>
+              <w:pBdr>
+                <w:bottom w:val="none" w:sz="0" w:space="0" w:color="000000"/>
+                <w:top w:val="none" w:sz="0" w:space="0" w:color="000000"/>
+                <w:left w:val="none" w:sz="0" w:space="0" w:color="000000"/>
+                <w:right w:val="none" w:sz="0" w:space="0" w:color="000000"/>
+              </w:pBdr>
+              <w:spacing w:after="60" w:before="60" w:line="240"/>
+              <w:ind w:left="60" w:right="60" w:firstLine="0" w:firstLineChars="0"/>
+              <w:rPr>
+                <w:rFonts w:ascii="Calibri" w:hAnsi="Calibri" w:eastAsia="Calibri" w:cs="Calibri"/>
+                <w:i w:val="false"/>
+                <w:b w:val="false"/>
+                <w:u w:val="none"/>
+                <w:strike w:val="false"/>
+                <w:sz w:val="16"/>
+                <w:szCs w:val="16"/>
+                <w:color w:val="000000"/>
+              </w:rPr>
+            </w:pPr>
+            <w:r>
+              <w:rPr>
+                <w:rFonts w:ascii="Calibri" w:hAnsi="Calibri" w:eastAsia="Calibri" w:cs="Calibri"/>
+                <w:i w:val="false"/>
+                <w:b w:val="false"/>
+                <w:u w:val="none"/>
+                <w:strike w:val="false"/>
+                <w:sz w:val="16"/>
+                <w:szCs w:val="16"/>
+                <w:color w:val="000000"/>
+              </w:rPr>
+              <w:t xml:space="preserve">737</w:t>
+            </w:r>
+          </w:p>
+        </w:tc>
+        <w:tc>
+          <w:tcPr>
+            <w:tcBorders>
+              <w:bottom w:val="none" w:sz="0" w:space="0" w:color="000000"/>
+              <w:top w:val="none" w:sz="0" w:space="0" w:color="000000"/>
+              <w:left w:val="none" w:sz="0" w:space="0" w:color="000000"/>
+              <w:right w:val="none" w:sz="0" w:space="0" w:color="000000"/>
+            </w:tcBorders>
+            <w:shd w:val="clear" w:color="auto" w:fill="FFFFFF"/>
+            <w:tcMar>
+              <w:top w:w="0" w:type="dxa"/>
+              <w:bottom w:w="0" w:type="dxa"/>
+              <w:left w:w="0" w:type="dxa"/>
+              <w:right w:w="0" w:type="dxa"/>
+            </w:tcMar>
+            <w:vAlign w:val="center"/>
+          </w:tcPr>
+          <w:p>
+            <w:pPr>
+              <w:jc w:val="center"/>
+              <w:pBdr>
+                <w:bottom w:val="none" w:sz="0" w:space="0" w:color="000000"/>
+                <w:top w:val="none" w:sz="0" w:space="0" w:color="000000"/>
+                <w:left w:val="none" w:sz="0" w:space="0" w:color="000000"/>
+                <w:right w:val="none" w:sz="0" w:space="0" w:color="000000"/>
+              </w:pBdr>
+              <w:spacing w:after="60" w:before="60" w:line="240"/>
+              <w:ind w:left="60" w:right="60" w:firstLine="0" w:firstLineChars="0"/>
+              <w:rPr>
+                <w:rFonts w:ascii="Calibri" w:hAnsi="Calibri" w:eastAsia="Calibri" w:cs="Calibri"/>
+                <w:i w:val="false"/>
+                <w:b w:val="false"/>
+                <w:u w:val="none"/>
+                <w:strike w:val="false"/>
+                <w:sz w:val="16"/>
+                <w:szCs w:val="16"/>
+                <w:color w:val="000000"/>
+              </w:rPr>
+            </w:pPr>
+            <w:r>
+              <w:rPr>
+                <w:rFonts w:ascii="Calibri" w:hAnsi="Calibri" w:eastAsia="Calibri" w:cs="Calibri"/>
+                <w:i w:val="false"/>
+                <w:b w:val="false"/>
+                <w:u w:val="none"/>
+                <w:strike w:val="false"/>
+                <w:sz w:val="16"/>
+                <w:szCs w:val="16"/>
+                <w:color w:val="000000"/>
+              </w:rPr>
+              <w:t xml:space="preserve">7</w:t>
             </w:r>
           </w:p>
         </w:tc>
@@ -4607,7 +4607,7 @@
       </w:tr>
       <w:tr>
         <w:trPr>
-          <w:trHeight w:val="296" w:hRule="auto"/>
+          <w:trHeight w:val="297" w:hRule="auto"/>
         </w:trPr>
         body6
         <w:tc>
@@ -4768,7 +4768,7 @@
                 <w:szCs w:val="16"/>
                 <w:color w:val="000000"/>
               </w:rPr>
-              <w:t xml:space="preserve">28,635</w:t>
+              <w:t xml:space="preserve">13,741</w:t>
             </w:r>
           </w:p>
         </w:tc>
@@ -4822,7 +4822,7 @@
                 <w:szCs w:val="16"/>
                 <w:color w:val="000000"/>
               </w:rPr>
-              <w:t xml:space="preserve">115</w:t>
+              <w:t xml:space="preserve">75</w:t>
             </w:r>
           </w:p>
         </w:tc>
@@ -4876,7 +4876,7 @@
                 <w:szCs w:val="16"/>
                 <w:color w:val="000000"/>
               </w:rPr>
-              <w:t xml:space="preserve">0.977</w:t>
+              <w:t xml:space="preserve">0.985</w:t>
             </w:r>
           </w:p>
         </w:tc>
@@ -4930,7 +4930,7 @@
                 <w:szCs w:val="16"/>
                 <w:color w:val="000000"/>
               </w:rPr>
-              <w:t xml:space="preserve">0.978</w:t>
+              <w:t xml:space="preserve">0.986</w:t>
             </w:r>
           </w:p>
         </w:tc>
@@ -4984,7 +4984,7 @@
                 <w:szCs w:val="16"/>
                 <w:color w:val="000000"/>
               </w:rPr>
-              <w:t xml:space="preserve">0.082</w:t>
+              <w:t xml:space="preserve">0.069</w:t>
             </w:r>
           </w:p>
         </w:tc>
@@ -5038,7 +5038,7 @@
                 <w:szCs w:val="16"/>
                 <w:color w:val="000000"/>
               </w:rPr>
-              <w:t xml:space="preserve">0.073</w:t>
+              <w:t xml:space="preserve">0.059</w:t>
             </w:r>
           </w:p>
         </w:tc>
@@ -5092,7 +5092,7 @@
                 <w:szCs w:val="16"/>
                 <w:color w:val="000000"/>
               </w:rPr>
-              <w:t xml:space="preserve">2,378</w:t>
+              <w:t xml:space="preserve">1,003</w:t>
             </w:r>
           </w:p>
         </w:tc>
@@ -5146,7 +5146,7 @@
                 <w:szCs w:val="16"/>
                 <w:color w:val="000000"/>
               </w:rPr>
-              <w:t xml:space="preserve">20</w:t>
+              <w:t xml:space="preserve">16</w:t>
             </w:r>
           </w:p>
         </w:tc>

--- a/output/figures/tables/invariance_table_gender.docx
+++ b/output/figures/tables/invariance_table_gender.docx
@@ -958,7 +958,7 @@
                 <w:szCs w:val="16"/>
                 <w:color w:val="000000"/>
               </w:rPr>
-              <w:t xml:space="preserve">12,233</w:t>
+              <w:t xml:space="preserve">18,542</w:t>
             </w:r>
           </w:p>
         </w:tc>
@@ -1066,7 +1066,7 @@
                 <w:szCs w:val="16"/>
                 <w:color w:val="000000"/>
               </w:rPr>
-              <w:t xml:space="preserve">0.998</w:t>
+              <w:t xml:space="preserve">0.997</w:t>
             </w:r>
           </w:p>
         </w:tc>
@@ -1120,7 +1120,7 @@
                 <w:szCs w:val="16"/>
                 <w:color w:val="000000"/>
               </w:rPr>
-              <w:t xml:space="preserve">0.998</w:t>
+              <w:t xml:space="preserve">0.996</w:t>
             </w:r>
           </w:p>
         </w:tc>
@@ -1174,7 +1174,7 @@
                 <w:szCs w:val="16"/>
                 <w:color w:val="000000"/>
               </w:rPr>
-              <w:t xml:space="preserve">0.061</w:t>
+              <w:t xml:space="preserve">0.068</w:t>
             </w:r>
           </w:p>
         </w:tc>
@@ -1228,7 +1228,7 @@
                 <w:szCs w:val="16"/>
                 <w:color w:val="000000"/>
               </w:rPr>
-              <w:t xml:space="preserve">0.041</w:t>
+              <w:t xml:space="preserve">0.047</w:t>
             </w:r>
           </w:p>
         </w:tc>
@@ -1559,7 +1559,7 @@
       </w:tr>
       <w:tr>
         <w:trPr>
-          <w:trHeight w:val="297" w:hRule="auto"/>
+          <w:trHeight w:val="296" w:hRule="auto"/>
         </w:trPr>
         body2
         <w:tc>
@@ -1720,7 +1720,7 @@
                 <w:szCs w:val="16"/>
                 <w:color w:val="000000"/>
               </w:rPr>
-              <w:t xml:space="preserve">12,801</w:t>
+              <w:t xml:space="preserve">19,265</w:t>
             </w:r>
           </w:p>
         </w:tc>
@@ -1828,223 +1828,223 @@
                 <w:szCs w:val="16"/>
                 <w:color w:val="000000"/>
               </w:rPr>
-              <w:t xml:space="preserve">0.998</w:t>
-            </w:r>
-          </w:p>
-        </w:tc>
-        <w:tc>
-          <w:tcPr>
-            <w:tcBorders>
-              <w:bottom w:val="none" w:sz="0" w:space="0" w:color="000000"/>
-              <w:top w:val="none" w:sz="0" w:space="0" w:color="000000"/>
-              <w:left w:val="none" w:sz="0" w:space="0" w:color="000000"/>
-              <w:right w:val="none" w:sz="0" w:space="0" w:color="000000"/>
-            </w:tcBorders>
-            <w:shd w:val="clear" w:color="auto" w:fill="FFFFFF"/>
-            <w:tcMar>
-              <w:top w:w="0" w:type="dxa"/>
-              <w:bottom w:w="0" w:type="dxa"/>
-              <w:left w:w="0" w:type="dxa"/>
-              <w:right w:w="0" w:type="dxa"/>
-            </w:tcMar>
-            <w:vAlign w:val="center"/>
-          </w:tcPr>
-          <w:p>
-            <w:pPr>
-              <w:jc w:val="center"/>
-              <w:pBdr>
-                <w:bottom w:val="none" w:sz="0" w:space="0" w:color="000000"/>
-                <w:top w:val="none" w:sz="0" w:space="0" w:color="000000"/>
-                <w:left w:val="none" w:sz="0" w:space="0" w:color="000000"/>
-                <w:right w:val="none" w:sz="0" w:space="0" w:color="000000"/>
-              </w:pBdr>
-              <w:spacing w:after="60" w:before="60" w:line="240"/>
-              <w:ind w:left="60" w:right="60" w:firstLine="0" w:firstLineChars="0"/>
-              <w:rPr>
-                <w:rFonts w:ascii="Calibri" w:hAnsi="Calibri" w:eastAsia="Calibri" w:cs="Calibri"/>
-                <w:i w:val="false"/>
-                <w:b w:val="false"/>
-                <w:u w:val="none"/>
-                <w:strike w:val="false"/>
-                <w:sz w:val="16"/>
-                <w:szCs w:val="16"/>
-                <w:color w:val="000000"/>
-              </w:rPr>
-            </w:pPr>
-            <w:r>
-              <w:rPr>
-                <w:rFonts w:ascii="Calibri" w:hAnsi="Calibri" w:eastAsia="Calibri" w:cs="Calibri"/>
-                <w:i w:val="false"/>
-                <w:b w:val="false"/>
-                <w:u w:val="none"/>
-                <w:strike w:val="false"/>
-                <w:sz w:val="16"/>
-                <w:szCs w:val="16"/>
-                <w:color w:val="000000"/>
-              </w:rPr>
-              <w:t xml:space="preserve">0.998</w:t>
-            </w:r>
-          </w:p>
-        </w:tc>
-        <w:tc>
-          <w:tcPr>
-            <w:tcBorders>
-              <w:bottom w:val="none" w:sz="0" w:space="0" w:color="000000"/>
-              <w:top w:val="none" w:sz="0" w:space="0" w:color="000000"/>
-              <w:left w:val="none" w:sz="0" w:space="0" w:color="000000"/>
-              <w:right w:val="none" w:sz="0" w:space="0" w:color="000000"/>
-            </w:tcBorders>
-            <w:shd w:val="clear" w:color="auto" w:fill="FFFFFF"/>
-            <w:tcMar>
-              <w:top w:w="0" w:type="dxa"/>
-              <w:bottom w:w="0" w:type="dxa"/>
-              <w:left w:w="0" w:type="dxa"/>
-              <w:right w:w="0" w:type="dxa"/>
-            </w:tcMar>
-            <w:vAlign w:val="center"/>
-          </w:tcPr>
-          <w:p>
-            <w:pPr>
-              <w:jc w:val="center"/>
-              <w:pBdr>
-                <w:bottom w:val="none" w:sz="0" w:space="0" w:color="000000"/>
-                <w:top w:val="none" w:sz="0" w:space="0" w:color="000000"/>
-                <w:left w:val="none" w:sz="0" w:space="0" w:color="000000"/>
-                <w:right w:val="none" w:sz="0" w:space="0" w:color="000000"/>
-              </w:pBdr>
-              <w:spacing w:after="60" w:before="60" w:line="240"/>
-              <w:ind w:left="60" w:right="60" w:firstLine="0" w:firstLineChars="0"/>
-              <w:rPr>
-                <w:rFonts w:ascii="Calibri" w:hAnsi="Calibri" w:eastAsia="Calibri" w:cs="Calibri"/>
-                <w:i w:val="false"/>
-                <w:b w:val="false"/>
-                <w:u w:val="none"/>
-                <w:strike w:val="false"/>
-                <w:sz w:val="16"/>
-                <w:szCs w:val="16"/>
-                <w:color w:val="000000"/>
-              </w:rPr>
-            </w:pPr>
-            <w:r>
-              <w:rPr>
-                <w:rFonts w:ascii="Calibri" w:hAnsi="Calibri" w:eastAsia="Calibri" w:cs="Calibri"/>
-                <w:i w:val="false"/>
-                <w:b w:val="false"/>
-                <w:u w:val="none"/>
-                <w:strike w:val="false"/>
-                <w:sz w:val="16"/>
-                <w:szCs w:val="16"/>
-                <w:color w:val="000000"/>
-              </w:rPr>
-              <w:t xml:space="preserve">0.059</w:t>
-            </w:r>
-          </w:p>
-        </w:tc>
-        <w:tc>
-          <w:tcPr>
-            <w:tcBorders>
-              <w:bottom w:val="none" w:sz="0" w:space="0" w:color="000000"/>
-              <w:top w:val="none" w:sz="0" w:space="0" w:color="000000"/>
-              <w:left w:val="none" w:sz="0" w:space="0" w:color="000000"/>
-              <w:right w:val="none" w:sz="0" w:space="0" w:color="000000"/>
-            </w:tcBorders>
-            <w:shd w:val="clear" w:color="auto" w:fill="FFFFFF"/>
-            <w:tcMar>
-              <w:top w:w="0" w:type="dxa"/>
-              <w:bottom w:w="0" w:type="dxa"/>
-              <w:left w:w="0" w:type="dxa"/>
-              <w:right w:w="0" w:type="dxa"/>
-            </w:tcMar>
-            <w:vAlign w:val="center"/>
-          </w:tcPr>
-          <w:p>
-            <w:pPr>
-              <w:jc w:val="center"/>
-              <w:pBdr>
-                <w:bottom w:val="none" w:sz="0" w:space="0" w:color="000000"/>
-                <w:top w:val="none" w:sz="0" w:space="0" w:color="000000"/>
-                <w:left w:val="none" w:sz="0" w:space="0" w:color="000000"/>
-                <w:right w:val="none" w:sz="0" w:space="0" w:color="000000"/>
-              </w:pBdr>
-              <w:spacing w:after="60" w:before="60" w:line="240"/>
-              <w:ind w:left="60" w:right="60" w:firstLine="0" w:firstLineChars="0"/>
-              <w:rPr>
-                <w:rFonts w:ascii="Calibri" w:hAnsi="Calibri" w:eastAsia="Calibri" w:cs="Calibri"/>
-                <w:i w:val="false"/>
-                <w:b w:val="false"/>
-                <w:u w:val="none"/>
-                <w:strike w:val="false"/>
-                <w:sz w:val="16"/>
-                <w:szCs w:val="16"/>
-                <w:color w:val="000000"/>
-              </w:rPr>
-            </w:pPr>
-            <w:r>
-              <w:rPr>
-                <w:rFonts w:ascii="Calibri" w:hAnsi="Calibri" w:eastAsia="Calibri" w:cs="Calibri"/>
-                <w:i w:val="false"/>
-                <w:b w:val="false"/>
-                <w:u w:val="none"/>
-                <w:strike w:val="false"/>
-                <w:sz w:val="16"/>
-                <w:szCs w:val="16"/>
-                <w:color w:val="000000"/>
-              </w:rPr>
-              <w:t xml:space="preserve">0.041</w:t>
-            </w:r>
-          </w:p>
-        </w:tc>
-        <w:tc>
-          <w:tcPr>
-            <w:tcBorders>
-              <w:bottom w:val="none" w:sz="0" w:space="0" w:color="000000"/>
-              <w:top w:val="none" w:sz="0" w:space="0" w:color="000000"/>
-              <w:left w:val="none" w:sz="0" w:space="0" w:color="000000"/>
-              <w:right w:val="none" w:sz="0" w:space="0" w:color="000000"/>
-            </w:tcBorders>
-            <w:shd w:val="clear" w:color="auto" w:fill="FFFFFF"/>
-            <w:tcMar>
-              <w:top w:w="0" w:type="dxa"/>
-              <w:bottom w:w="0" w:type="dxa"/>
-              <w:left w:w="0" w:type="dxa"/>
-              <w:right w:w="0" w:type="dxa"/>
-            </w:tcMar>
-            <w:vAlign w:val="center"/>
-          </w:tcPr>
-          <w:p>
-            <w:pPr>
-              <w:jc w:val="center"/>
-              <w:pBdr>
-                <w:bottom w:val="none" w:sz="0" w:space="0" w:color="000000"/>
-                <w:top w:val="none" w:sz="0" w:space="0" w:color="000000"/>
-                <w:left w:val="none" w:sz="0" w:space="0" w:color="000000"/>
-                <w:right w:val="none" w:sz="0" w:space="0" w:color="000000"/>
-              </w:pBdr>
-              <w:spacing w:after="60" w:before="60" w:line="240"/>
-              <w:ind w:left="60" w:right="60" w:firstLine="0" w:firstLineChars="0"/>
-              <w:rPr>
-                <w:rFonts w:ascii="Calibri" w:hAnsi="Calibri" w:eastAsia="Calibri" w:cs="Calibri"/>
-                <w:i w:val="false"/>
-                <w:b w:val="false"/>
-                <w:u w:val="none"/>
-                <w:strike w:val="false"/>
-                <w:sz w:val="16"/>
-                <w:szCs w:val="16"/>
-                <w:color w:val="000000"/>
-              </w:rPr>
-            </w:pPr>
-            <w:r>
-              <w:rPr>
-                <w:rFonts w:ascii="Calibri" w:hAnsi="Calibri" w:eastAsia="Calibri" w:cs="Calibri"/>
-                <w:i w:val="false"/>
-                <w:b w:val="false"/>
-                <w:u w:val="none"/>
-                <w:strike w:val="false"/>
-                <w:sz w:val="16"/>
-                <w:szCs w:val="16"/>
-                <w:color w:val="000000"/>
-              </w:rPr>
-              <w:t xml:space="preserve">568</w:t>
+              <w:t xml:space="preserve">0.997</w:t>
+            </w:r>
+          </w:p>
+        </w:tc>
+        <w:tc>
+          <w:tcPr>
+            <w:tcBorders>
+              <w:bottom w:val="none" w:sz="0" w:space="0" w:color="000000"/>
+              <w:top w:val="none" w:sz="0" w:space="0" w:color="000000"/>
+              <w:left w:val="none" w:sz="0" w:space="0" w:color="000000"/>
+              <w:right w:val="none" w:sz="0" w:space="0" w:color="000000"/>
+            </w:tcBorders>
+            <w:shd w:val="clear" w:color="auto" w:fill="FFFFFF"/>
+            <w:tcMar>
+              <w:top w:w="0" w:type="dxa"/>
+              <w:bottom w:w="0" w:type="dxa"/>
+              <w:left w:w="0" w:type="dxa"/>
+              <w:right w:w="0" w:type="dxa"/>
+            </w:tcMar>
+            <w:vAlign w:val="center"/>
+          </w:tcPr>
+          <w:p>
+            <w:pPr>
+              <w:jc w:val="center"/>
+              <w:pBdr>
+                <w:bottom w:val="none" w:sz="0" w:space="0" w:color="000000"/>
+                <w:top w:val="none" w:sz="0" w:space="0" w:color="000000"/>
+                <w:left w:val="none" w:sz="0" w:space="0" w:color="000000"/>
+                <w:right w:val="none" w:sz="0" w:space="0" w:color="000000"/>
+              </w:pBdr>
+              <w:spacing w:after="60" w:before="60" w:line="240"/>
+              <w:ind w:left="60" w:right="60" w:firstLine="0" w:firstLineChars="0"/>
+              <w:rPr>
+                <w:rFonts w:ascii="Calibri" w:hAnsi="Calibri" w:eastAsia="Calibri" w:cs="Calibri"/>
+                <w:i w:val="false"/>
+                <w:b w:val="false"/>
+                <w:u w:val="none"/>
+                <w:strike w:val="false"/>
+                <w:sz w:val="16"/>
+                <w:szCs w:val="16"/>
+                <w:color w:val="000000"/>
+              </w:rPr>
+            </w:pPr>
+            <w:r>
+              <w:rPr>
+                <w:rFonts w:ascii="Calibri" w:hAnsi="Calibri" w:eastAsia="Calibri" w:cs="Calibri"/>
+                <w:i w:val="false"/>
+                <w:b w:val="false"/>
+                <w:u w:val="none"/>
+                <w:strike w:val="false"/>
+                <w:sz w:val="16"/>
+                <w:szCs w:val="16"/>
+                <w:color w:val="000000"/>
+              </w:rPr>
+              <w:t xml:space="preserve">0.996</w:t>
+            </w:r>
+          </w:p>
+        </w:tc>
+        <w:tc>
+          <w:tcPr>
+            <w:tcBorders>
+              <w:bottom w:val="none" w:sz="0" w:space="0" w:color="000000"/>
+              <w:top w:val="none" w:sz="0" w:space="0" w:color="000000"/>
+              <w:left w:val="none" w:sz="0" w:space="0" w:color="000000"/>
+              <w:right w:val="none" w:sz="0" w:space="0" w:color="000000"/>
+            </w:tcBorders>
+            <w:shd w:val="clear" w:color="auto" w:fill="FFFFFF"/>
+            <w:tcMar>
+              <w:top w:w="0" w:type="dxa"/>
+              <w:bottom w:w="0" w:type="dxa"/>
+              <w:left w:w="0" w:type="dxa"/>
+              <w:right w:w="0" w:type="dxa"/>
+            </w:tcMar>
+            <w:vAlign w:val="center"/>
+          </w:tcPr>
+          <w:p>
+            <w:pPr>
+              <w:jc w:val="center"/>
+              <w:pBdr>
+                <w:bottom w:val="none" w:sz="0" w:space="0" w:color="000000"/>
+                <w:top w:val="none" w:sz="0" w:space="0" w:color="000000"/>
+                <w:left w:val="none" w:sz="0" w:space="0" w:color="000000"/>
+                <w:right w:val="none" w:sz="0" w:space="0" w:color="000000"/>
+              </w:pBdr>
+              <w:spacing w:after="60" w:before="60" w:line="240"/>
+              <w:ind w:left="60" w:right="60" w:firstLine="0" w:firstLineChars="0"/>
+              <w:rPr>
+                <w:rFonts w:ascii="Calibri" w:hAnsi="Calibri" w:eastAsia="Calibri" w:cs="Calibri"/>
+                <w:i w:val="false"/>
+                <w:b w:val="false"/>
+                <w:u w:val="none"/>
+                <w:strike w:val="false"/>
+                <w:sz w:val="16"/>
+                <w:szCs w:val="16"/>
+                <w:color w:val="000000"/>
+              </w:rPr>
+            </w:pPr>
+            <w:r>
+              <w:rPr>
+                <w:rFonts w:ascii="Calibri" w:hAnsi="Calibri" w:eastAsia="Calibri" w:cs="Calibri"/>
+                <w:i w:val="false"/>
+                <w:b w:val="false"/>
+                <w:u w:val="none"/>
+                <w:strike w:val="false"/>
+                <w:sz w:val="16"/>
+                <w:szCs w:val="16"/>
+                <w:color w:val="000000"/>
+              </w:rPr>
+              <w:t xml:space="preserve">0.065</w:t>
+            </w:r>
+          </w:p>
+        </w:tc>
+        <w:tc>
+          <w:tcPr>
+            <w:tcBorders>
+              <w:bottom w:val="none" w:sz="0" w:space="0" w:color="000000"/>
+              <w:top w:val="none" w:sz="0" w:space="0" w:color="000000"/>
+              <w:left w:val="none" w:sz="0" w:space="0" w:color="000000"/>
+              <w:right w:val="none" w:sz="0" w:space="0" w:color="000000"/>
+            </w:tcBorders>
+            <w:shd w:val="clear" w:color="auto" w:fill="FFFFFF"/>
+            <w:tcMar>
+              <w:top w:w="0" w:type="dxa"/>
+              <w:bottom w:w="0" w:type="dxa"/>
+              <w:left w:w="0" w:type="dxa"/>
+              <w:right w:w="0" w:type="dxa"/>
+            </w:tcMar>
+            <w:vAlign w:val="center"/>
+          </w:tcPr>
+          <w:p>
+            <w:pPr>
+              <w:jc w:val="center"/>
+              <w:pBdr>
+                <w:bottom w:val="none" w:sz="0" w:space="0" w:color="000000"/>
+                <w:top w:val="none" w:sz="0" w:space="0" w:color="000000"/>
+                <w:left w:val="none" w:sz="0" w:space="0" w:color="000000"/>
+                <w:right w:val="none" w:sz="0" w:space="0" w:color="000000"/>
+              </w:pBdr>
+              <w:spacing w:after="60" w:before="60" w:line="240"/>
+              <w:ind w:left="60" w:right="60" w:firstLine="0" w:firstLineChars="0"/>
+              <w:rPr>
+                <w:rFonts w:ascii="Calibri" w:hAnsi="Calibri" w:eastAsia="Calibri" w:cs="Calibri"/>
+                <w:i w:val="false"/>
+                <w:b w:val="false"/>
+                <w:u w:val="none"/>
+                <w:strike w:val="false"/>
+                <w:sz w:val="16"/>
+                <w:szCs w:val="16"/>
+                <w:color w:val="000000"/>
+              </w:rPr>
+            </w:pPr>
+            <w:r>
+              <w:rPr>
+                <w:rFonts w:ascii="Calibri" w:hAnsi="Calibri" w:eastAsia="Calibri" w:cs="Calibri"/>
+                <w:i w:val="false"/>
+                <w:b w:val="false"/>
+                <w:u w:val="none"/>
+                <w:strike w:val="false"/>
+                <w:sz w:val="16"/>
+                <w:szCs w:val="16"/>
+                <w:color w:val="000000"/>
+              </w:rPr>
+              <w:t xml:space="preserve">0.047</w:t>
+            </w:r>
+          </w:p>
+        </w:tc>
+        <w:tc>
+          <w:tcPr>
+            <w:tcBorders>
+              <w:bottom w:val="none" w:sz="0" w:space="0" w:color="000000"/>
+              <w:top w:val="none" w:sz="0" w:space="0" w:color="000000"/>
+              <w:left w:val="none" w:sz="0" w:space="0" w:color="000000"/>
+              <w:right w:val="none" w:sz="0" w:space="0" w:color="000000"/>
+            </w:tcBorders>
+            <w:shd w:val="clear" w:color="auto" w:fill="FFFFFF"/>
+            <w:tcMar>
+              <w:top w:w="0" w:type="dxa"/>
+              <w:bottom w:w="0" w:type="dxa"/>
+              <w:left w:w="0" w:type="dxa"/>
+              <w:right w:w="0" w:type="dxa"/>
+            </w:tcMar>
+            <w:vAlign w:val="center"/>
+          </w:tcPr>
+          <w:p>
+            <w:pPr>
+              <w:jc w:val="center"/>
+              <w:pBdr>
+                <w:bottom w:val="none" w:sz="0" w:space="0" w:color="000000"/>
+                <w:top w:val="none" w:sz="0" w:space="0" w:color="000000"/>
+                <w:left w:val="none" w:sz="0" w:space="0" w:color="000000"/>
+                <w:right w:val="none" w:sz="0" w:space="0" w:color="000000"/>
+              </w:pBdr>
+              <w:spacing w:after="60" w:before="60" w:line="240"/>
+              <w:ind w:left="60" w:right="60" w:firstLine="0" w:firstLineChars="0"/>
+              <w:rPr>
+                <w:rFonts w:ascii="Calibri" w:hAnsi="Calibri" w:eastAsia="Calibri" w:cs="Calibri"/>
+                <w:i w:val="false"/>
+                <w:b w:val="false"/>
+                <w:u w:val="none"/>
+                <w:strike w:val="false"/>
+                <w:sz w:val="16"/>
+                <w:szCs w:val="16"/>
+                <w:color w:val="000000"/>
+              </w:rPr>
+            </w:pPr>
+            <w:r>
+              <w:rPr>
+                <w:rFonts w:ascii="Calibri" w:hAnsi="Calibri" w:eastAsia="Calibri" w:cs="Calibri"/>
+                <w:i w:val="false"/>
+                <w:b w:val="false"/>
+                <w:u w:val="none"/>
+                <w:strike w:val="false"/>
+                <w:sz w:val="16"/>
+                <w:szCs w:val="16"/>
+                <w:color w:val="000000"/>
+              </w:rPr>
+              <w:t xml:space="preserve">723</w:t>
             </w:r>
           </w:p>
         </w:tc>
@@ -2482,7 +2482,7 @@
                 <w:szCs w:val="16"/>
                 <w:color w:val="000000"/>
               </w:rPr>
-              <w:t xml:space="preserve">13,225</w:t>
+              <w:t xml:space="preserve">19,681</w:t>
             </w:r>
           </w:p>
         </w:tc>
@@ -2590,223 +2590,223 @@
                 <w:szCs w:val="16"/>
                 <w:color w:val="000000"/>
               </w:rPr>
-              <w:t xml:space="preserve">0.998</w:t>
-            </w:r>
-          </w:p>
-        </w:tc>
-        <w:tc>
-          <w:tcPr>
-            <w:tcBorders>
-              <w:bottom w:val="none" w:sz="0" w:space="0" w:color="000000"/>
-              <w:top w:val="none" w:sz="0" w:space="0" w:color="000000"/>
-              <w:left w:val="none" w:sz="0" w:space="0" w:color="000000"/>
-              <w:right w:val="none" w:sz="0" w:space="0" w:color="000000"/>
-            </w:tcBorders>
-            <w:shd w:val="clear" w:color="auto" w:fill="FFFFFF"/>
-            <w:tcMar>
-              <w:top w:w="0" w:type="dxa"/>
-              <w:bottom w:w="0" w:type="dxa"/>
-              <w:left w:w="0" w:type="dxa"/>
-              <w:right w:w="0" w:type="dxa"/>
-            </w:tcMar>
-            <w:vAlign w:val="center"/>
-          </w:tcPr>
-          <w:p>
-            <w:pPr>
-              <w:jc w:val="center"/>
-              <w:pBdr>
-                <w:bottom w:val="none" w:sz="0" w:space="0" w:color="000000"/>
-                <w:top w:val="none" w:sz="0" w:space="0" w:color="000000"/>
-                <w:left w:val="none" w:sz="0" w:space="0" w:color="000000"/>
-                <w:right w:val="none" w:sz="0" w:space="0" w:color="000000"/>
-              </w:pBdr>
-              <w:spacing w:after="60" w:before="60" w:line="240"/>
-              <w:ind w:left="60" w:right="60" w:firstLine="0" w:firstLineChars="0"/>
-              <w:rPr>
-                <w:rFonts w:ascii="Calibri" w:hAnsi="Calibri" w:eastAsia="Calibri" w:cs="Calibri"/>
-                <w:i w:val="false"/>
-                <w:b w:val="false"/>
-                <w:u w:val="none"/>
-                <w:strike w:val="false"/>
-                <w:sz w:val="16"/>
-                <w:szCs w:val="16"/>
-                <w:color w:val="000000"/>
-              </w:rPr>
-            </w:pPr>
-            <w:r>
-              <w:rPr>
-                <w:rFonts w:ascii="Calibri" w:hAnsi="Calibri" w:eastAsia="Calibri" w:cs="Calibri"/>
-                <w:i w:val="false"/>
-                <w:b w:val="false"/>
-                <w:u w:val="none"/>
-                <w:strike w:val="false"/>
-                <w:sz w:val="16"/>
-                <w:szCs w:val="16"/>
-                <w:color w:val="000000"/>
-              </w:rPr>
-              <w:t xml:space="preserve">0.998</w:t>
-            </w:r>
-          </w:p>
-        </w:tc>
-        <w:tc>
-          <w:tcPr>
-            <w:tcBorders>
-              <w:bottom w:val="none" w:sz="0" w:space="0" w:color="000000"/>
-              <w:top w:val="none" w:sz="0" w:space="0" w:color="000000"/>
-              <w:left w:val="none" w:sz="0" w:space="0" w:color="000000"/>
-              <w:right w:val="none" w:sz="0" w:space="0" w:color="000000"/>
-            </w:tcBorders>
-            <w:shd w:val="clear" w:color="auto" w:fill="FFFFFF"/>
-            <w:tcMar>
-              <w:top w:w="0" w:type="dxa"/>
-              <w:bottom w:w="0" w:type="dxa"/>
-              <w:left w:w="0" w:type="dxa"/>
-              <w:right w:w="0" w:type="dxa"/>
-            </w:tcMar>
-            <w:vAlign w:val="center"/>
-          </w:tcPr>
-          <w:p>
-            <w:pPr>
-              <w:jc w:val="center"/>
-              <w:pBdr>
-                <w:bottom w:val="none" w:sz="0" w:space="0" w:color="000000"/>
-                <w:top w:val="none" w:sz="0" w:space="0" w:color="000000"/>
-                <w:left w:val="none" w:sz="0" w:space="0" w:color="000000"/>
-                <w:right w:val="none" w:sz="0" w:space="0" w:color="000000"/>
-              </w:pBdr>
-              <w:spacing w:after="60" w:before="60" w:line="240"/>
-              <w:ind w:left="60" w:right="60" w:firstLine="0" w:firstLineChars="0"/>
-              <w:rPr>
-                <w:rFonts w:ascii="Calibri" w:hAnsi="Calibri" w:eastAsia="Calibri" w:cs="Calibri"/>
-                <w:i w:val="false"/>
-                <w:b w:val="false"/>
-                <w:u w:val="none"/>
-                <w:strike w:val="false"/>
-                <w:sz w:val="16"/>
-                <w:szCs w:val="16"/>
-                <w:color w:val="000000"/>
-              </w:rPr>
-            </w:pPr>
-            <w:r>
-              <w:rPr>
-                <w:rFonts w:ascii="Calibri" w:hAnsi="Calibri" w:eastAsia="Calibri" w:cs="Calibri"/>
-                <w:i w:val="false"/>
-                <w:b w:val="false"/>
-                <w:u w:val="none"/>
-                <w:strike w:val="false"/>
-                <w:sz w:val="16"/>
-                <w:szCs w:val="16"/>
-                <w:color w:val="000000"/>
-              </w:rPr>
-              <w:t xml:space="preserve">0.053</w:t>
-            </w:r>
-          </w:p>
-        </w:tc>
-        <w:tc>
-          <w:tcPr>
-            <w:tcBorders>
-              <w:bottom w:val="none" w:sz="0" w:space="0" w:color="000000"/>
-              <w:top w:val="none" w:sz="0" w:space="0" w:color="000000"/>
-              <w:left w:val="none" w:sz="0" w:space="0" w:color="000000"/>
-              <w:right w:val="none" w:sz="0" w:space="0" w:color="000000"/>
-            </w:tcBorders>
-            <w:shd w:val="clear" w:color="auto" w:fill="FFFFFF"/>
-            <w:tcMar>
-              <w:top w:w="0" w:type="dxa"/>
-              <w:bottom w:w="0" w:type="dxa"/>
-              <w:left w:w="0" w:type="dxa"/>
-              <w:right w:w="0" w:type="dxa"/>
-            </w:tcMar>
-            <w:vAlign w:val="center"/>
-          </w:tcPr>
-          <w:p>
-            <w:pPr>
-              <w:jc w:val="center"/>
-              <w:pBdr>
-                <w:bottom w:val="none" w:sz="0" w:space="0" w:color="000000"/>
-                <w:top w:val="none" w:sz="0" w:space="0" w:color="000000"/>
-                <w:left w:val="none" w:sz="0" w:space="0" w:color="000000"/>
-                <w:right w:val="none" w:sz="0" w:space="0" w:color="000000"/>
-              </w:pBdr>
-              <w:spacing w:after="60" w:before="60" w:line="240"/>
-              <w:ind w:left="60" w:right="60" w:firstLine="0" w:firstLineChars="0"/>
-              <w:rPr>
-                <w:rFonts w:ascii="Calibri" w:hAnsi="Calibri" w:eastAsia="Calibri" w:cs="Calibri"/>
-                <w:i w:val="false"/>
-                <w:b w:val="false"/>
-                <w:u w:val="none"/>
-                <w:strike w:val="false"/>
-                <w:sz w:val="16"/>
-                <w:szCs w:val="16"/>
-                <w:color w:val="000000"/>
-              </w:rPr>
-            </w:pPr>
-            <w:r>
-              <w:rPr>
-                <w:rFonts w:ascii="Calibri" w:hAnsi="Calibri" w:eastAsia="Calibri" w:cs="Calibri"/>
-                <w:i w:val="false"/>
-                <w:b w:val="false"/>
-                <w:u w:val="none"/>
-                <w:strike w:val="false"/>
-                <w:sz w:val="16"/>
-                <w:szCs w:val="16"/>
-                <w:color w:val="000000"/>
-              </w:rPr>
-              <w:t xml:space="preserve">0.041</w:t>
-            </w:r>
-          </w:p>
-        </w:tc>
-        <w:tc>
-          <w:tcPr>
-            <w:tcBorders>
-              <w:bottom w:val="none" w:sz="0" w:space="0" w:color="000000"/>
-              <w:top w:val="none" w:sz="0" w:space="0" w:color="000000"/>
-              <w:left w:val="none" w:sz="0" w:space="0" w:color="000000"/>
-              <w:right w:val="none" w:sz="0" w:space="0" w:color="000000"/>
-            </w:tcBorders>
-            <w:shd w:val="clear" w:color="auto" w:fill="FFFFFF"/>
-            <w:tcMar>
-              <w:top w:w="0" w:type="dxa"/>
-              <w:bottom w:w="0" w:type="dxa"/>
-              <w:left w:w="0" w:type="dxa"/>
-              <w:right w:w="0" w:type="dxa"/>
-            </w:tcMar>
-            <w:vAlign w:val="center"/>
-          </w:tcPr>
-          <w:p>
-            <w:pPr>
-              <w:jc w:val="center"/>
-              <w:pBdr>
-                <w:bottom w:val="none" w:sz="0" w:space="0" w:color="000000"/>
-                <w:top w:val="none" w:sz="0" w:space="0" w:color="000000"/>
-                <w:left w:val="none" w:sz="0" w:space="0" w:color="000000"/>
-                <w:right w:val="none" w:sz="0" w:space="0" w:color="000000"/>
-              </w:pBdr>
-              <w:spacing w:after="60" w:before="60" w:line="240"/>
-              <w:ind w:left="60" w:right="60" w:firstLine="0" w:firstLineChars="0"/>
-              <w:rPr>
-                <w:rFonts w:ascii="Calibri" w:hAnsi="Calibri" w:eastAsia="Calibri" w:cs="Calibri"/>
-                <w:i w:val="false"/>
-                <w:b w:val="false"/>
-                <w:u w:val="none"/>
-                <w:strike w:val="false"/>
-                <w:sz w:val="16"/>
-                <w:szCs w:val="16"/>
-                <w:color w:val="000000"/>
-              </w:rPr>
-            </w:pPr>
-            <w:r>
-              <w:rPr>
-                <w:rFonts w:ascii="Calibri" w:hAnsi="Calibri" w:eastAsia="Calibri" w:cs="Calibri"/>
-                <w:i w:val="false"/>
-                <w:b w:val="false"/>
-                <w:u w:val="none"/>
-                <w:strike w:val="false"/>
-                <w:sz w:val="16"/>
-                <w:szCs w:val="16"/>
-                <w:color w:val="000000"/>
-              </w:rPr>
-              <w:t xml:space="preserve">424</w:t>
+              <w:t xml:space="preserve">0.997</w:t>
+            </w:r>
+          </w:p>
+        </w:tc>
+        <w:tc>
+          <w:tcPr>
+            <w:tcBorders>
+              <w:bottom w:val="none" w:sz="0" w:space="0" w:color="000000"/>
+              <w:top w:val="none" w:sz="0" w:space="0" w:color="000000"/>
+              <w:left w:val="none" w:sz="0" w:space="0" w:color="000000"/>
+              <w:right w:val="none" w:sz="0" w:space="0" w:color="000000"/>
+            </w:tcBorders>
+            <w:shd w:val="clear" w:color="auto" w:fill="FFFFFF"/>
+            <w:tcMar>
+              <w:top w:w="0" w:type="dxa"/>
+              <w:bottom w:w="0" w:type="dxa"/>
+              <w:left w:w="0" w:type="dxa"/>
+              <w:right w:w="0" w:type="dxa"/>
+            </w:tcMar>
+            <w:vAlign w:val="center"/>
+          </w:tcPr>
+          <w:p>
+            <w:pPr>
+              <w:jc w:val="center"/>
+              <w:pBdr>
+                <w:bottom w:val="none" w:sz="0" w:space="0" w:color="000000"/>
+                <w:top w:val="none" w:sz="0" w:space="0" w:color="000000"/>
+                <w:left w:val="none" w:sz="0" w:space="0" w:color="000000"/>
+                <w:right w:val="none" w:sz="0" w:space="0" w:color="000000"/>
+              </w:pBdr>
+              <w:spacing w:after="60" w:before="60" w:line="240"/>
+              <w:ind w:left="60" w:right="60" w:firstLine="0" w:firstLineChars="0"/>
+              <w:rPr>
+                <w:rFonts w:ascii="Calibri" w:hAnsi="Calibri" w:eastAsia="Calibri" w:cs="Calibri"/>
+                <w:i w:val="false"/>
+                <w:b w:val="false"/>
+                <w:u w:val="none"/>
+                <w:strike w:val="false"/>
+                <w:sz w:val="16"/>
+                <w:szCs w:val="16"/>
+                <w:color w:val="000000"/>
+              </w:rPr>
+            </w:pPr>
+            <w:r>
+              <w:rPr>
+                <w:rFonts w:ascii="Calibri" w:hAnsi="Calibri" w:eastAsia="Calibri" w:cs="Calibri"/>
+                <w:i w:val="false"/>
+                <w:b w:val="false"/>
+                <w:u w:val="none"/>
+                <w:strike w:val="false"/>
+                <w:sz w:val="16"/>
+                <w:szCs w:val="16"/>
+                <w:color w:val="000000"/>
+              </w:rPr>
+              <w:t xml:space="preserve">0.997</w:t>
+            </w:r>
+          </w:p>
+        </w:tc>
+        <w:tc>
+          <w:tcPr>
+            <w:tcBorders>
+              <w:bottom w:val="none" w:sz="0" w:space="0" w:color="000000"/>
+              <w:top w:val="none" w:sz="0" w:space="0" w:color="000000"/>
+              <w:left w:val="none" w:sz="0" w:space="0" w:color="000000"/>
+              <w:right w:val="none" w:sz="0" w:space="0" w:color="000000"/>
+            </w:tcBorders>
+            <w:shd w:val="clear" w:color="auto" w:fill="FFFFFF"/>
+            <w:tcMar>
+              <w:top w:w="0" w:type="dxa"/>
+              <w:bottom w:w="0" w:type="dxa"/>
+              <w:left w:w="0" w:type="dxa"/>
+              <w:right w:w="0" w:type="dxa"/>
+            </w:tcMar>
+            <w:vAlign w:val="center"/>
+          </w:tcPr>
+          <w:p>
+            <w:pPr>
+              <w:jc w:val="center"/>
+              <w:pBdr>
+                <w:bottom w:val="none" w:sz="0" w:space="0" w:color="000000"/>
+                <w:top w:val="none" w:sz="0" w:space="0" w:color="000000"/>
+                <w:left w:val="none" w:sz="0" w:space="0" w:color="000000"/>
+                <w:right w:val="none" w:sz="0" w:space="0" w:color="000000"/>
+              </w:pBdr>
+              <w:spacing w:after="60" w:before="60" w:line="240"/>
+              <w:ind w:left="60" w:right="60" w:firstLine="0" w:firstLineChars="0"/>
+              <w:rPr>
+                <w:rFonts w:ascii="Calibri" w:hAnsi="Calibri" w:eastAsia="Calibri" w:cs="Calibri"/>
+                <w:i w:val="false"/>
+                <w:b w:val="false"/>
+                <w:u w:val="none"/>
+                <w:strike w:val="false"/>
+                <w:sz w:val="16"/>
+                <w:szCs w:val="16"/>
+                <w:color w:val="000000"/>
+              </w:rPr>
+            </w:pPr>
+            <w:r>
+              <w:rPr>
+                <w:rFonts w:ascii="Calibri" w:hAnsi="Calibri" w:eastAsia="Calibri" w:cs="Calibri"/>
+                <w:i w:val="false"/>
+                <w:b w:val="false"/>
+                <w:u w:val="none"/>
+                <w:strike w:val="false"/>
+                <w:sz w:val="16"/>
+                <w:szCs w:val="16"/>
+                <w:color w:val="000000"/>
+              </w:rPr>
+              <w:t xml:space="preserve">0.059</w:t>
+            </w:r>
+          </w:p>
+        </w:tc>
+        <w:tc>
+          <w:tcPr>
+            <w:tcBorders>
+              <w:bottom w:val="none" w:sz="0" w:space="0" w:color="000000"/>
+              <w:top w:val="none" w:sz="0" w:space="0" w:color="000000"/>
+              <w:left w:val="none" w:sz="0" w:space="0" w:color="000000"/>
+              <w:right w:val="none" w:sz="0" w:space="0" w:color="000000"/>
+            </w:tcBorders>
+            <w:shd w:val="clear" w:color="auto" w:fill="FFFFFF"/>
+            <w:tcMar>
+              <w:top w:w="0" w:type="dxa"/>
+              <w:bottom w:w="0" w:type="dxa"/>
+              <w:left w:w="0" w:type="dxa"/>
+              <w:right w:w="0" w:type="dxa"/>
+            </w:tcMar>
+            <w:vAlign w:val="center"/>
+          </w:tcPr>
+          <w:p>
+            <w:pPr>
+              <w:jc w:val="center"/>
+              <w:pBdr>
+                <w:bottom w:val="none" w:sz="0" w:space="0" w:color="000000"/>
+                <w:top w:val="none" w:sz="0" w:space="0" w:color="000000"/>
+                <w:left w:val="none" w:sz="0" w:space="0" w:color="000000"/>
+                <w:right w:val="none" w:sz="0" w:space="0" w:color="000000"/>
+              </w:pBdr>
+              <w:spacing w:after="60" w:before="60" w:line="240"/>
+              <w:ind w:left="60" w:right="60" w:firstLine="0" w:firstLineChars="0"/>
+              <w:rPr>
+                <w:rFonts w:ascii="Calibri" w:hAnsi="Calibri" w:eastAsia="Calibri" w:cs="Calibri"/>
+                <w:i w:val="false"/>
+                <w:b w:val="false"/>
+                <w:u w:val="none"/>
+                <w:strike w:val="false"/>
+                <w:sz w:val="16"/>
+                <w:szCs w:val="16"/>
+                <w:color w:val="000000"/>
+              </w:rPr>
+            </w:pPr>
+            <w:r>
+              <w:rPr>
+                <w:rFonts w:ascii="Calibri" w:hAnsi="Calibri" w:eastAsia="Calibri" w:cs="Calibri"/>
+                <w:i w:val="false"/>
+                <w:b w:val="false"/>
+                <w:u w:val="none"/>
+                <w:strike w:val="false"/>
+                <w:sz w:val="16"/>
+                <w:szCs w:val="16"/>
+                <w:color w:val="000000"/>
+              </w:rPr>
+              <w:t xml:space="preserve">0.047</w:t>
+            </w:r>
+          </w:p>
+        </w:tc>
+        <w:tc>
+          <w:tcPr>
+            <w:tcBorders>
+              <w:bottom w:val="none" w:sz="0" w:space="0" w:color="000000"/>
+              <w:top w:val="none" w:sz="0" w:space="0" w:color="000000"/>
+              <w:left w:val="none" w:sz="0" w:space="0" w:color="000000"/>
+              <w:right w:val="none" w:sz="0" w:space="0" w:color="000000"/>
+            </w:tcBorders>
+            <w:shd w:val="clear" w:color="auto" w:fill="FFFFFF"/>
+            <w:tcMar>
+              <w:top w:w="0" w:type="dxa"/>
+              <w:bottom w:w="0" w:type="dxa"/>
+              <w:left w:w="0" w:type="dxa"/>
+              <w:right w:w="0" w:type="dxa"/>
+            </w:tcMar>
+            <w:vAlign w:val="center"/>
+          </w:tcPr>
+          <w:p>
+            <w:pPr>
+              <w:jc w:val="center"/>
+              <w:pBdr>
+                <w:bottom w:val="none" w:sz="0" w:space="0" w:color="000000"/>
+                <w:top w:val="none" w:sz="0" w:space="0" w:color="000000"/>
+                <w:left w:val="none" w:sz="0" w:space="0" w:color="000000"/>
+                <w:right w:val="none" w:sz="0" w:space="0" w:color="000000"/>
+              </w:pBdr>
+              <w:spacing w:after="60" w:before="60" w:line="240"/>
+              <w:ind w:left="60" w:right="60" w:firstLine="0" w:firstLineChars="0"/>
+              <w:rPr>
+                <w:rFonts w:ascii="Calibri" w:hAnsi="Calibri" w:eastAsia="Calibri" w:cs="Calibri"/>
+                <w:i w:val="false"/>
+                <w:b w:val="false"/>
+                <w:u w:val="none"/>
+                <w:strike w:val="false"/>
+                <w:sz w:val="16"/>
+                <w:szCs w:val="16"/>
+                <w:color w:val="000000"/>
+              </w:rPr>
+            </w:pPr>
+            <w:r>
+              <w:rPr>
+                <w:rFonts w:ascii="Calibri" w:hAnsi="Calibri" w:eastAsia="Calibri" w:cs="Calibri"/>
+                <w:i w:val="false"/>
+                <w:b w:val="false"/>
+                <w:u w:val="none"/>
+                <w:strike w:val="false"/>
+                <w:sz w:val="16"/>
+                <w:szCs w:val="16"/>
+                <w:color w:val="000000"/>
+              </w:rPr>
+              <w:t xml:space="preserve">416</w:t>
             </w:r>
           </w:p>
         </w:tc>
@@ -3244,7 +3244,7 @@
                 <w:szCs w:val="16"/>
                 <w:color w:val="000000"/>
               </w:rPr>
-              <w:t xml:space="preserve">12,002</w:t>
+              <w:t xml:space="preserve">12,770</w:t>
             </w:r>
           </w:p>
         </w:tc>
@@ -3460,7 +3460,7 @@
                 <w:szCs w:val="16"/>
                 <w:color w:val="000000"/>
               </w:rPr>
-              <w:t xml:space="preserve">0.078</w:t>
+              <w:t xml:space="preserve">0.076</w:t>
             </w:r>
           </w:p>
         </w:tc>
@@ -4006,7 +4006,7 @@
                 <w:szCs w:val="16"/>
                 <w:color w:val="000000"/>
               </w:rPr>
-              <w:t xml:space="preserve">12,739</w:t>
+              <w:t xml:space="preserve">13,577</w:t>
             </w:r>
           </w:p>
         </w:tc>
@@ -4168,61 +4168,61 @@
                 <w:szCs w:val="16"/>
                 <w:color w:val="000000"/>
               </w:rPr>
-              <w:t xml:space="preserve">0.984</w:t>
-            </w:r>
-          </w:p>
-        </w:tc>
-        <w:tc>
-          <w:tcPr>
-            <w:tcBorders>
-              <w:bottom w:val="none" w:sz="0" w:space="0" w:color="000000"/>
-              <w:top w:val="none" w:sz="0" w:space="0" w:color="000000"/>
-              <w:left w:val="none" w:sz="0" w:space="0" w:color="000000"/>
-              <w:right w:val="none" w:sz="0" w:space="0" w:color="000000"/>
-            </w:tcBorders>
-            <w:shd w:val="clear" w:color="auto" w:fill="FFFFFF"/>
-            <w:tcMar>
-              <w:top w:w="0" w:type="dxa"/>
-              <w:bottom w:w="0" w:type="dxa"/>
-              <w:left w:w="0" w:type="dxa"/>
-              <w:right w:w="0" w:type="dxa"/>
-            </w:tcMar>
-            <w:vAlign w:val="center"/>
-          </w:tcPr>
-          <w:p>
-            <w:pPr>
-              <w:jc w:val="center"/>
-              <w:pBdr>
-                <w:bottom w:val="none" w:sz="0" w:space="0" w:color="000000"/>
-                <w:top w:val="none" w:sz="0" w:space="0" w:color="000000"/>
-                <w:left w:val="none" w:sz="0" w:space="0" w:color="000000"/>
-                <w:right w:val="none" w:sz="0" w:space="0" w:color="000000"/>
-              </w:pBdr>
-              <w:spacing w:after="60" w:before="60" w:line="240"/>
-              <w:ind w:left="60" w:right="60" w:firstLine="0" w:firstLineChars="0"/>
-              <w:rPr>
-                <w:rFonts w:ascii="Calibri" w:hAnsi="Calibri" w:eastAsia="Calibri" w:cs="Calibri"/>
-                <w:i w:val="false"/>
-                <w:b w:val="false"/>
-                <w:u w:val="none"/>
-                <w:strike w:val="false"/>
-                <w:sz w:val="16"/>
-                <w:szCs w:val="16"/>
-                <w:color w:val="000000"/>
-              </w:rPr>
-            </w:pPr>
-            <w:r>
-              <w:rPr>
-                <w:rFonts w:ascii="Calibri" w:hAnsi="Calibri" w:eastAsia="Calibri" w:cs="Calibri"/>
-                <w:i w:val="false"/>
-                <w:b w:val="false"/>
-                <w:u w:val="none"/>
-                <w:strike w:val="false"/>
-                <w:sz w:val="16"/>
-                <w:szCs w:val="16"/>
-                <w:color w:val="000000"/>
-              </w:rPr>
-              <w:t xml:space="preserve">0.075</w:t>
+              <w:t xml:space="preserve">0.983</w:t>
+            </w:r>
+          </w:p>
+        </w:tc>
+        <w:tc>
+          <w:tcPr>
+            <w:tcBorders>
+              <w:bottom w:val="none" w:sz="0" w:space="0" w:color="000000"/>
+              <w:top w:val="none" w:sz="0" w:space="0" w:color="000000"/>
+              <w:left w:val="none" w:sz="0" w:space="0" w:color="000000"/>
+              <w:right w:val="none" w:sz="0" w:space="0" w:color="000000"/>
+            </w:tcBorders>
+            <w:shd w:val="clear" w:color="auto" w:fill="FFFFFF"/>
+            <w:tcMar>
+              <w:top w:w="0" w:type="dxa"/>
+              <w:bottom w:w="0" w:type="dxa"/>
+              <w:left w:w="0" w:type="dxa"/>
+              <w:right w:w="0" w:type="dxa"/>
+            </w:tcMar>
+            <w:vAlign w:val="center"/>
+          </w:tcPr>
+          <w:p>
+            <w:pPr>
+              <w:jc w:val="center"/>
+              <w:pBdr>
+                <w:bottom w:val="none" w:sz="0" w:space="0" w:color="000000"/>
+                <w:top w:val="none" w:sz="0" w:space="0" w:color="000000"/>
+                <w:left w:val="none" w:sz="0" w:space="0" w:color="000000"/>
+                <w:right w:val="none" w:sz="0" w:space="0" w:color="000000"/>
+              </w:pBdr>
+              <w:spacing w:after="60" w:before="60" w:line="240"/>
+              <w:ind w:left="60" w:right="60" w:firstLine="0" w:firstLineChars="0"/>
+              <w:rPr>
+                <w:rFonts w:ascii="Calibri" w:hAnsi="Calibri" w:eastAsia="Calibri" w:cs="Calibri"/>
+                <w:i w:val="false"/>
+                <w:b w:val="false"/>
+                <w:u w:val="none"/>
+                <w:strike w:val="false"/>
+                <w:sz w:val="16"/>
+                <w:szCs w:val="16"/>
+                <w:color w:val="000000"/>
+              </w:rPr>
+            </w:pPr>
+            <w:r>
+              <w:rPr>
+                <w:rFonts w:ascii="Calibri" w:hAnsi="Calibri" w:eastAsia="Calibri" w:cs="Calibri"/>
+                <w:i w:val="false"/>
+                <w:b w:val="false"/>
+                <w:u w:val="none"/>
+                <w:strike w:val="false"/>
+                <w:sz w:val="16"/>
+                <w:szCs w:val="16"/>
+                <w:color w:val="000000"/>
+              </w:rPr>
+              <w:t xml:space="preserve">0.074</w:t>
             </w:r>
           </w:p>
         </w:tc>
@@ -4330,7 +4330,7 @@
                 <w:szCs w:val="16"/>
                 <w:color w:val="000000"/>
               </w:rPr>
-              <w:t xml:space="preserve">737</w:t>
+              <w:t xml:space="preserve">808</w:t>
             </w:r>
           </w:p>
         </w:tc>
@@ -4768,7 +4768,7 @@
                 <w:szCs w:val="16"/>
                 <w:color w:val="000000"/>
               </w:rPr>
-              <w:t xml:space="preserve">13,741</w:t>
+              <w:t xml:space="preserve">14,611</w:t>
             </w:r>
           </w:p>
         </w:tc>
@@ -4984,7 +4984,7 @@
                 <w:szCs w:val="16"/>
                 <w:color w:val="000000"/>
               </w:rPr>
-              <w:t xml:space="preserve">0.069</w:t>
+              <w:t xml:space="preserve">0.068</w:t>
             </w:r>
           </w:p>
         </w:tc>
@@ -5092,7 +5092,7 @@
                 <w:szCs w:val="16"/>
                 <w:color w:val="000000"/>
               </w:rPr>
-              <w:t xml:space="preserve">1,003</w:t>
+              <w:t xml:space="preserve">1,033</w:t>
             </w:r>
           </w:p>
         </w:tc>
